--- a/docs/phase2-scope-reduction-request.docx
+++ b/docs/phase2-scope-reduction-request.docx
@@ -160,7 +160,19 @@
           <w:sz w:val="21"/>
           <w:szCs w:val="21"/>
         </w:rPr>
-        <w:t xml:space="preserve">There are also a small number of items in the quote we’d like clarified or corrected before this goes to a PO. Those are listed in the last two sections.</w:t>
+        <w:t xml:space="preserve">For the Tech Log specifically, we’re proposing a change in approach: rather than rebuilding from the prototype as a wireframe, we’ll hand over the working module — front end, rule engines, and test suite — for CEG to port and build production infrastructure underneath. Section 2 sets out exactly what we’re providing and what remains to be built. Section 3 lists the acceptance artifacts we’ll supply alongside the code.</w:t>
+      </w:r>
+    </w:p>
+    <w:p>
+      <w:pPr>
+        <w:spacing w:after="140" w:line="276"/>
+      </w:pPr>
+      <w:r>
+        <w:rPr>
+          <w:sz w:val="21"/>
+          <w:szCs w:val="21"/>
+        </w:rPr>
+        <w:t xml:space="preserve">There are also a number of items in the quote we’d like clarified or corrected before this goes to a PO. Those are in sections 4 and 5.</w:t>
       </w:r>
     </w:p>
     <w:p>
@@ -176,7 +188,7 @@
           <w:sz w:val="28"/>
           <w:szCs w:val="28"/>
         </w:rPr>
-        <w:t xml:space="preserve">Proposed Phase 2 scope — 513 hrs / $43,605</w:t>
+        <w:t xml:space="preserve">1.  Proposed Phase 2 scope — 513 hrs / $43,605</w:t>
       </w:r>
     </w:p>
     <w:tbl>
@@ -1818,7 +1830,7 @@
           <w:sz w:val="21"/>
           <w:szCs w:val="21"/>
         </w:rPr>
-        <w:t xml:space="preserve">The Tech Log’s aircraft handoff is a two-sided workflow: maintenance releases the aircraft, and the pilot reviews open deferrals and accepts responsibility. In the prototype, the pilot-facing half of that loop lives in the pilot workspace — the handover card, the deferral-acknowledgment step, and the accept-dispatch gate. The Tech Log module and the pilot workspace also share a persistence layer.</w:t>
+        <w:t xml:space="preserve">The Tech Log’s aircraft handoff is a two-sided workflow: maintenance releases the aircraft, and the pilot reviews open deferrals and accepts responsibility. In the code we’re providing, the pilot-facing half of that loop lives in the pilot workspace — the handover card, the deferral-acknowledgment step, and the accept-dispatch gate. The Tech Log module and the pilot workspace also share a persistence layer.</w:t>
       </w:r>
     </w:p>
     <w:p>
@@ -1938,7 +1950,1498 @@
           <w:sz w:val="28"/>
           <w:szCs w:val="28"/>
         </w:rPr>
-        <w:t xml:space="preserve">Deferred to a later phase — 629 hrs</w:t>
+        <w:t xml:space="preserve">2.  Tech Log — what we’re providing, and what needs building</w:t>
+      </w:r>
+    </w:p>
+    <w:p>
+      <w:pPr>
+        <w:spacing w:after="140" w:line="276"/>
+      </w:pPr>
+      <w:r>
+        <w:rPr>
+          <w:sz w:val="21"/>
+          <w:szCs w:val="21"/>
+        </w:rPr>
+        <w:t xml:space="preserve">Tech Log is the one major module we’re keeping and the largest single line. We want to be precise about the handover, because the estimate should price the right work.</w:t>
+      </w:r>
+    </w:p>
+    <w:p>
+      <w:pPr>
+        <w:pStyle w:val="Heading2"/>
+        <w:spacing w:after="120" w:before="260"/>
+      </w:pPr>
+      <w:r>
+        <w:rPr>
+          <w:b/>
+          <w:bCs/>
+          <w:color w:val="1F3864"/>
+          <w:sz w:val="23"/>
+          <w:szCs w:val="23"/>
+        </w:rPr>
+        <w:t xml:space="preserve">2.1  What we’re handing over — working and tested</w:t>
+      </w:r>
+    </w:p>
+    <w:tbl>
+      <w:tblPr>
+        <w:tblW w:type="dxa" w:w="9360"/>
+        <w:tblBorders>
+          <w:top w:val="single" w:color="BFBFBF" w:sz="4"/>
+          <w:left w:val="none" w:color="FFFFFF" w:sz="0"/>
+          <w:bottom w:val="single" w:color="BFBFBF" w:sz="4"/>
+          <w:right w:val="none" w:color="FFFFFF" w:sz="0"/>
+          <w:insideH w:val="single" w:color="DDDDDD" w:sz="2"/>
+          <w:insideV w:val="none" w:color="FFFFFF" w:sz="0"/>
+        </w:tblBorders>
+      </w:tblPr>
+      <w:tblGrid>
+        <w:gridCol w:w="5760"/>
+        <w:gridCol w:w="3600"/>
+      </w:tblGrid>
+      <w:tr>
+        <w:trPr>
+          <w:tblHeader/>
+        </w:trPr>
+        <w:tc>
+          <w:tcPr>
+            <w:tcW w:type="dxa" w:w="5760"/>
+            <w:shd w:fill="E8EDF5" w:color="auto" w:val="clear"/>
+            <w:tcMar>
+              <w:top w:type="dxa" w:w="70"/>
+              <w:left w:type="dxa" w:w="110"/>
+              <w:bottom w:type="dxa" w:w="70"/>
+              <w:right w:type="dxa" w:w="110"/>
+            </w:tcMar>
+          </w:tcPr>
+          <w:p>
+            <w:pPr>
+              <w:spacing w:after="0" w:line="260"/>
+            </w:pPr>
+            <w:r>
+              <w:rPr>
+                <w:b/>
+                <w:bCs/>
+                <w:sz w:val="20"/>
+                <w:szCs w:val="20"/>
+              </w:rPr>
+              <w:t xml:space="preserve">Component</w:t>
+            </w:r>
+          </w:p>
+        </w:tc>
+        <w:tc>
+          <w:tcPr>
+            <w:tcW w:type="dxa" w:w="3600"/>
+            <w:shd w:fill="E8EDF5" w:color="auto" w:val="clear"/>
+            <w:tcMar>
+              <w:top w:type="dxa" w:w="70"/>
+              <w:left w:type="dxa" w:w="110"/>
+              <w:bottom w:type="dxa" w:w="70"/>
+              <w:right w:type="dxa" w:w="110"/>
+            </w:tcMar>
+          </w:tcPr>
+          <w:p>
+            <w:pPr>
+              <w:spacing w:after="0" w:line="260"/>
+            </w:pPr>
+            <w:r>
+              <w:rPr>
+                <w:b/>
+                <w:bCs/>
+                <w:sz w:val="20"/>
+                <w:szCs w:val="20"/>
+              </w:rPr>
+              <w:t xml:space="preserve">Scale</w:t>
+            </w:r>
+          </w:p>
+        </w:tc>
+      </w:tr>
+      <w:tr>
+        <w:tc>
+          <w:tcPr>
+            <w:tcW w:type="dxa" w:w="5760"/>
+            <w:tcMar>
+              <w:top w:type="dxa" w:w="70"/>
+              <w:left w:type="dxa" w:w="110"/>
+              <w:bottom w:type="dxa" w:w="70"/>
+              <w:right w:type="dxa" w:w="110"/>
+            </w:tcMar>
+          </w:tcPr>
+          <w:p>
+            <w:pPr>
+              <w:spacing w:after="0" w:line="260"/>
+            </w:pPr>
+            <w:r>
+              <w:rPr>
+                <w:sz w:val="20"/>
+                <w:szCs w:val="20"/>
+              </w:rPr>
+              <w:t xml:space="preserve">Front end — pages and panels</w:t>
+            </w:r>
+          </w:p>
+        </w:tc>
+        <w:tc>
+          <w:tcPr>
+            <w:tcW w:type="dxa" w:w="3600"/>
+            <w:tcMar>
+              <w:top w:type="dxa" w:w="70"/>
+              <w:left w:type="dxa" w:w="110"/>
+              <w:bottom w:type="dxa" w:w="70"/>
+              <w:right w:type="dxa" w:w="110"/>
+            </w:tcMar>
+          </w:tcPr>
+          <w:p>
+            <w:pPr>
+              <w:spacing w:after="0" w:line="260"/>
+            </w:pPr>
+            <w:r>
+              <w:rPr>
+                <w:sz w:val="20"/>
+                <w:szCs w:val="20"/>
+              </w:rPr>
+              <w:t xml:space="preserve">27 pages, ~6,100 lines</w:t>
+            </w:r>
+          </w:p>
+        </w:tc>
+      </w:tr>
+      <w:tr>
+        <w:tc>
+          <w:tcPr>
+            <w:tcW w:type="dxa" w:w="5760"/>
+            <w:shd w:fill="F5F7FA" w:color="auto" w:val="clear"/>
+            <w:tcMar>
+              <w:top w:type="dxa" w:w="70"/>
+              <w:left w:type="dxa" w:w="110"/>
+              <w:bottom w:type="dxa" w:w="70"/>
+              <w:right w:type="dxa" w:w="110"/>
+            </w:tcMar>
+          </w:tcPr>
+          <w:p>
+            <w:pPr>
+              <w:spacing w:after="0" w:line="260"/>
+            </w:pPr>
+            <w:r>
+              <w:rPr>
+                <w:sz w:val="20"/>
+                <w:szCs w:val="20"/>
+              </w:rPr>
+              <w:t xml:space="preserve">Rule engines — pure functions, no React or framework coupling</w:t>
+            </w:r>
+          </w:p>
+        </w:tc>
+        <w:tc>
+          <w:tcPr>
+            <w:tcW w:type="dxa" w:w="3600"/>
+            <w:shd w:fill="F5F7FA" w:color="auto" w:val="clear"/>
+            <w:tcMar>
+              <w:top w:type="dxa" w:w="70"/>
+              <w:left w:type="dxa" w:w="110"/>
+              <w:bottom w:type="dxa" w:w="70"/>
+              <w:right w:type="dxa" w:w="110"/>
+            </w:tcMar>
+          </w:tcPr>
+          <w:p>
+            <w:pPr>
+              <w:spacing w:after="0" w:line="260"/>
+            </w:pPr>
+            <w:r>
+              <w:rPr>
+                <w:sz w:val="20"/>
+                <w:szCs w:val="20"/>
+              </w:rPr>
+              <w:t xml:space="preserve">36 modules, ~2,960 lines</w:t>
+            </w:r>
+          </w:p>
+        </w:tc>
+      </w:tr>
+      <w:tr>
+        <w:tc>
+          <w:tcPr>
+            <w:tcW w:type="dxa" w:w="5760"/>
+            <w:tcMar>
+              <w:top w:type="dxa" w:w="70"/>
+              <w:left w:type="dxa" w:w="110"/>
+              <w:bottom w:type="dxa" w:w="70"/>
+              <w:right w:type="dxa" w:w="110"/>
+            </w:tcMar>
+          </w:tcPr>
+          <w:p>
+            <w:pPr>
+              <w:spacing w:after="0" w:line="260"/>
+            </w:pPr>
+            <w:r>
+              <w:rPr>
+                <w:sz w:val="20"/>
+                <w:szCs w:val="20"/>
+              </w:rPr>
+              <w:t xml:space="preserve">Test suite</w:t>
+            </w:r>
+          </w:p>
+        </w:tc>
+        <w:tc>
+          <w:tcPr>
+            <w:tcW w:type="dxa" w:w="3600"/>
+            <w:tcMar>
+              <w:top w:type="dxa" w:w="70"/>
+              <w:left w:type="dxa" w:w="110"/>
+              <w:bottom w:type="dxa" w:w="70"/>
+              <w:right w:type="dxa" w:w="110"/>
+            </w:tcMar>
+          </w:tcPr>
+          <w:p>
+            <w:pPr>
+              <w:spacing w:after="0" w:line="260"/>
+            </w:pPr>
+            <w:r>
+              <w:rPr>
+                <w:sz w:val="20"/>
+                <w:szCs w:val="20"/>
+              </w:rPr>
+              <w:t xml:space="preserve">503 cases, ~4,700 lines</w:t>
+            </w:r>
+          </w:p>
+        </w:tc>
+      </w:tr>
+      <w:tr>
+        <w:tc>
+          <w:tcPr>
+            <w:tcW w:type="dxa" w:w="5760"/>
+            <w:shd w:fill="F5F7FA" w:color="auto" w:val="clear"/>
+            <w:tcMar>
+              <w:top w:type="dxa" w:w="70"/>
+              <w:left w:type="dxa" w:w="110"/>
+              <w:bottom w:type="dxa" w:w="70"/>
+              <w:right w:type="dxa" w:w="110"/>
+            </w:tcMar>
+          </w:tcPr>
+          <w:p>
+            <w:pPr>
+              <w:spacing w:after="0" w:line="260"/>
+            </w:pPr>
+            <w:r>
+              <w:rPr>
+                <w:sz w:val="20"/>
+                <w:szCs w:val="20"/>
+              </w:rPr>
+              <w:t xml:space="preserve">CAMP integration layer — session lifecycle, discrepancy taxonomy, push mapping, reconciliation</w:t>
+            </w:r>
+          </w:p>
+        </w:tc>
+        <w:tc>
+          <w:tcPr>
+            <w:tcW w:type="dxa" w:w="3600"/>
+            <w:shd w:fill="F5F7FA" w:color="auto" w:val="clear"/>
+            <w:tcMar>
+              <w:top w:type="dxa" w:w="70"/>
+              <w:left w:type="dxa" w:w="110"/>
+              <w:bottom w:type="dxa" w:w="70"/>
+              <w:right w:type="dxa" w:w="110"/>
+            </w:tcMar>
+          </w:tcPr>
+          <w:p>
+            <w:pPr>
+              <w:spacing w:after="0" w:line="260"/>
+            </w:pPr>
+            <w:r>
+              <w:rPr>
+                <w:sz w:val="20"/>
+                <w:szCs w:val="20"/>
+              </w:rPr>
+              <w:t xml:space="preserve">6 modules, all with tests</w:t>
+            </w:r>
+          </w:p>
+        </w:tc>
+      </w:tr>
+      <w:tr>
+        <w:tc>
+          <w:tcPr>
+            <w:tcW w:type="dxa" w:w="5760"/>
+            <w:tcMar>
+              <w:top w:type="dxa" w:w="70"/>
+              <w:left w:type="dxa" w:w="110"/>
+              <w:bottom w:type="dxa" w:w="70"/>
+              <w:right w:type="dxa" w:w="110"/>
+            </w:tcMar>
+          </w:tcPr>
+          <w:p>
+            <w:pPr>
+              <w:spacing w:after="0" w:line="260"/>
+            </w:pPr>
+            <w:r>
+              <w:rPr>
+                <w:sz w:val="20"/>
+                <w:szCs w:val="20"/>
+              </w:rPr>
+              <w:t xml:space="preserve">myAirOps client contract</w:t>
+            </w:r>
+          </w:p>
+        </w:tc>
+        <w:tc>
+          <w:tcPr>
+            <w:tcW w:type="dxa" w:w="3600"/>
+            <w:tcMar>
+              <w:top w:type="dxa" w:w="70"/>
+              <w:left w:type="dxa" w:w="110"/>
+              <w:bottom w:type="dxa" w:w="70"/>
+              <w:right w:type="dxa" w:w="110"/>
+            </w:tcMar>
+          </w:tcPr>
+          <w:p>
+            <w:pPr>
+              <w:spacing w:after="0" w:line="260"/>
+            </w:pPr>
+            <w:r>
+              <w:rPr>
+                <w:sz w:val="20"/>
+                <w:szCs w:val="20"/>
+              </w:rPr>
+              <w:t xml:space="preserve">with tests</w:t>
+            </w:r>
+          </w:p>
+        </w:tc>
+      </w:tr>
+    </w:tbl>
+    <w:p>
+      <w:pPr>
+        <w:spacing w:after="160"/>
+      </w:pPr>
+      <w:r>
+        <w:rPr>
+          <w:sz w:val="2"/>
+          <w:szCs w:val="2"/>
+        </w:rPr>
+        <w:t xml:space="preserve"/>
+      </w:r>
+    </w:p>
+    <w:p>
+      <w:pPr>
+        <w:spacing w:after="140" w:line="276"/>
+      </w:pPr>
+      <w:r>
+        <w:rPr>
+          <w:sz w:val="21"/>
+          <w:szCs w:val="21"/>
+        </w:rPr>
+        <w:t xml:space="preserve">The rule engines are the substantive part. They encode and test the regulatory logic: PL-25 clock math (DST-aware, zone-anchored), deferral expiry and extension, RII separation, superseding records, custody and handover, dispatch gating, briefing disclosure, and approvals. Of the 503 test cases, roughly 81 cover the compliance rules directly.</w:t>
+      </w:r>
+    </w:p>
+    <w:p>
+      <w:pPr>
+        <w:spacing w:after="140" w:line="276"/>
+      </w:pPr>
+      <w:r>
+        <w:rPr>
+          <w:sz w:val="21"/>
+          <w:szCs w:val="21"/>
+        </w:rPr>
+        <w:t xml:space="preserve">These modules are plain TypeScript with explicit inputs and outputs — no React, no context, no mocking in the tests. They should port with minimal change and are straightforward to re-verify.</w:t>
+      </w:r>
+    </w:p>
+    <w:p>
+      <w:pPr>
+        <w:pStyle w:val="Heading2"/>
+        <w:spacing w:after="120" w:before="260"/>
+      </w:pPr>
+      <w:r>
+        <w:rPr>
+          <w:b/>
+          <w:bCs/>
+          <w:color w:val="1F3864"/>
+          <w:sz w:val="23"/>
+          <w:szCs w:val="23"/>
+        </w:rPr>
+        <w:t xml:space="preserve">2.2  What is deliberately mock — and must be replaced</w:t>
+      </w:r>
+    </w:p>
+    <w:p>
+      <w:pPr>
+        <w:spacing w:after="140" w:line="276"/>
+      </w:pPr>
+      <w:r>
+        <w:rPr>
+          <w:sz w:val="21"/>
+          <w:szCs w:val="21"/>
+        </w:rPr>
+        <w:t xml:space="preserve">The handover is a design and behavior reference. It runs on mock data and placeholder infrastructure. The following are not production-ready and are the substance of what Phase 2 needs to build:</w:t>
+      </w:r>
+    </w:p>
+    <w:tbl>
+      <w:tblPr>
+        <w:tblW w:type="dxa" w:w="9360"/>
+        <w:tblBorders>
+          <w:top w:val="single" w:color="BFBFBF" w:sz="4"/>
+          <w:left w:val="none" w:color="FFFFFF" w:sz="0"/>
+          <w:bottom w:val="single" w:color="BFBFBF" w:sz="4"/>
+          <w:right w:val="none" w:color="FFFFFF" w:sz="0"/>
+          <w:insideH w:val="single" w:color="DDDDDD" w:sz="2"/>
+          <w:insideV w:val="none" w:color="FFFFFF" w:sz="0"/>
+        </w:tblBorders>
+      </w:tblPr>
+      <w:tblGrid>
+        <w:gridCol w:w="500"/>
+        <w:gridCol w:w="2500"/>
+        <w:gridCol w:w="6360"/>
+      </w:tblGrid>
+      <w:tr>
+        <w:trPr>
+          <w:tblHeader/>
+        </w:trPr>
+        <w:tc>
+          <w:tcPr>
+            <w:tcW w:type="dxa" w:w="500"/>
+            <w:shd w:fill="E8EDF5" w:color="auto" w:val="clear"/>
+            <w:tcMar>
+              <w:top w:type="dxa" w:w="70"/>
+              <w:left w:type="dxa" w:w="110"/>
+              <w:bottom w:type="dxa" w:w="70"/>
+              <w:right w:type="dxa" w:w="110"/>
+            </w:tcMar>
+          </w:tcPr>
+          <w:p>
+            <w:pPr>
+              <w:spacing w:after="0" w:line="260"/>
+            </w:pPr>
+            <w:r>
+              <w:rPr>
+                <w:b/>
+                <w:bCs/>
+                <w:sz w:val="20"/>
+                <w:szCs w:val="20"/>
+              </w:rPr>
+              <w:t xml:space="preserve">#</w:t>
+            </w:r>
+          </w:p>
+        </w:tc>
+        <w:tc>
+          <w:tcPr>
+            <w:tcW w:type="dxa" w:w="2500"/>
+            <w:shd w:fill="E8EDF5" w:color="auto" w:val="clear"/>
+            <w:tcMar>
+              <w:top w:type="dxa" w:w="70"/>
+              <w:left w:type="dxa" w:w="110"/>
+              <w:bottom w:type="dxa" w:w="70"/>
+              <w:right w:type="dxa" w:w="110"/>
+            </w:tcMar>
+          </w:tcPr>
+          <w:p>
+            <w:pPr>
+              <w:spacing w:after="0" w:line="260"/>
+            </w:pPr>
+            <w:r>
+              <w:rPr>
+                <w:b/>
+                <w:bCs/>
+                <w:sz w:val="20"/>
+                <w:szCs w:val="20"/>
+              </w:rPr>
+              <w:t xml:space="preserve">Component</w:t>
+            </w:r>
+          </w:p>
+        </w:tc>
+        <w:tc>
+          <w:tcPr>
+            <w:tcW w:type="dxa" w:w="6360"/>
+            <w:shd w:fill="E8EDF5" w:color="auto" w:val="clear"/>
+            <w:tcMar>
+              <w:top w:type="dxa" w:w="70"/>
+              <w:left w:type="dxa" w:w="110"/>
+              <w:bottom w:type="dxa" w:w="70"/>
+              <w:right w:type="dxa" w:w="110"/>
+            </w:tcMar>
+          </w:tcPr>
+          <w:p>
+            <w:pPr>
+              <w:spacing w:after="0" w:line="260"/>
+            </w:pPr>
+            <w:r>
+              <w:rPr>
+                <w:b/>
+                <w:bCs/>
+                <w:sz w:val="20"/>
+                <w:szCs w:val="20"/>
+              </w:rPr>
+              <w:t xml:space="preserve">Current state in the code we’re providing</w:t>
+            </w:r>
+          </w:p>
+        </w:tc>
+      </w:tr>
+      <w:tr>
+        <w:tc>
+          <w:tcPr>
+            <w:tcW w:type="dxa" w:w="500"/>
+            <w:tcMar>
+              <w:top w:type="dxa" w:w="70"/>
+              <w:left w:type="dxa" w:w="110"/>
+              <w:bottom w:type="dxa" w:w="70"/>
+              <w:right w:type="dxa" w:w="110"/>
+            </w:tcMar>
+          </w:tcPr>
+          <w:p>
+            <w:pPr>
+              <w:spacing w:after="0" w:line="260"/>
+            </w:pPr>
+            <w:r>
+              <w:rPr>
+                <w:sz w:val="20"/>
+                <w:szCs w:val="20"/>
+              </w:rPr>
+              <w:t xml:space="preserve">1</w:t>
+            </w:r>
+          </w:p>
+        </w:tc>
+        <w:tc>
+          <w:tcPr>
+            <w:tcW w:type="dxa" w:w="2500"/>
+            <w:tcMar>
+              <w:top w:type="dxa" w:w="70"/>
+              <w:left w:type="dxa" w:w="110"/>
+              <w:bottom w:type="dxa" w:w="70"/>
+              <w:right w:type="dxa" w:w="110"/>
+            </w:tcMar>
+          </w:tcPr>
+          <w:p>
+            <w:pPr>
+              <w:spacing w:after="0" w:line="260"/>
+            </w:pPr>
+            <w:r>
+              <w:rPr>
+                <w:b/>
+                <w:bCs/>
+                <w:sz w:val="20"/>
+                <w:szCs w:val="20"/>
+              </w:rPr>
+              <w:t xml:space="preserve">Signature hashing</w:t>
+            </w:r>
+          </w:p>
+        </w:tc>
+        <w:tc>
+          <w:tcPr>
+            <w:tcW w:type="dxa" w:w="6360"/>
+            <w:tcMar>
+              <w:top w:type="dxa" w:w="70"/>
+              <w:left w:type="dxa" w:w="110"/>
+              <w:bottom w:type="dxa" w:w="70"/>
+              <w:right w:type="dxa" w:w="110"/>
+            </w:tcMar>
+          </w:tcPr>
+          <w:p>
+            <w:pPr>
+              <w:spacing w:after="0" w:line="260"/>
+            </w:pPr>
+            <w:r>
+              <w:rPr>
+                <w:sz w:val="20"/>
+                <w:szCs w:val="20"/>
+              </w:rPr>
+              <w:t xml:space="preserve">engine/signing.ts — a non-cryptographic FNV-style digest, commented in the source as “display-only — NOT real hashing”</w:t>
+            </w:r>
+          </w:p>
+        </w:tc>
+      </w:tr>
+      <w:tr>
+        <w:tc>
+          <w:tcPr>
+            <w:tcW w:type="dxa" w:w="500"/>
+            <w:shd w:fill="F5F7FA" w:color="auto" w:val="clear"/>
+            <w:tcMar>
+              <w:top w:type="dxa" w:w="70"/>
+              <w:left w:type="dxa" w:w="110"/>
+              <w:bottom w:type="dxa" w:w="70"/>
+              <w:right w:type="dxa" w:w="110"/>
+            </w:tcMar>
+          </w:tcPr>
+          <w:p>
+            <w:pPr>
+              <w:spacing w:after="0" w:line="260"/>
+            </w:pPr>
+            <w:r>
+              <w:rPr>
+                <w:sz w:val="20"/>
+                <w:szCs w:val="20"/>
+              </w:rPr>
+              <w:t xml:space="preserve">2</w:t>
+            </w:r>
+          </w:p>
+        </w:tc>
+        <w:tc>
+          <w:tcPr>
+            <w:tcW w:type="dxa" w:w="2500"/>
+            <w:shd w:fill="F5F7FA" w:color="auto" w:val="clear"/>
+            <w:tcMar>
+              <w:top w:type="dxa" w:w="70"/>
+              <w:left w:type="dxa" w:w="110"/>
+              <w:bottom w:type="dxa" w:w="70"/>
+              <w:right w:type="dxa" w:w="110"/>
+            </w:tcMar>
+          </w:tcPr>
+          <w:p>
+            <w:pPr>
+              <w:spacing w:after="0" w:line="260"/>
+            </w:pPr>
+            <w:r>
+              <w:rPr>
+                <w:b/>
+                <w:bCs/>
+                <w:sz w:val="20"/>
+                <w:szCs w:val="20"/>
+              </w:rPr>
+              <w:t xml:space="preserve">Attachment SHA-256</w:t>
+            </w:r>
+          </w:p>
+        </w:tc>
+        <w:tc>
+          <w:tcPr>
+            <w:tcW w:type="dxa" w:w="6360"/>
+            <w:shd w:fill="F5F7FA" w:color="auto" w:val="clear"/>
+            <w:tcMar>
+              <w:top w:type="dxa" w:w="70"/>
+              <w:left w:type="dxa" w:w="110"/>
+              <w:bottom w:type="dxa" w:w="70"/>
+              <w:right w:type="dxa" w:w="110"/>
+            </w:tcMar>
+          </w:tcPr>
+          <w:p>
+            <w:pPr>
+              <w:spacing w:after="0" w:line="260"/>
+            </w:pPr>
+            <w:r>
+              <w:rPr>
+                <w:sz w:val="20"/>
+                <w:szCs w:val="20"/>
+              </w:rPr>
+              <w:t xml:space="preserve">engine/signing.ts — mockSha256(), commented as “NOT real crypto”; derives stable hex from a description string</w:t>
+            </w:r>
+          </w:p>
+        </w:tc>
+      </w:tr>
+      <w:tr>
+        <w:tc>
+          <w:tcPr>
+            <w:tcW w:type="dxa" w:w="500"/>
+            <w:tcMar>
+              <w:top w:type="dxa" w:w="70"/>
+              <w:left w:type="dxa" w:w="110"/>
+              <w:bottom w:type="dxa" w:w="70"/>
+              <w:right w:type="dxa" w:w="110"/>
+            </w:tcMar>
+          </w:tcPr>
+          <w:p>
+            <w:pPr>
+              <w:spacing w:after="0" w:line="260"/>
+            </w:pPr>
+            <w:r>
+              <w:rPr>
+                <w:sz w:val="20"/>
+                <w:szCs w:val="20"/>
+              </w:rPr>
+              <w:t xml:space="preserve">3</w:t>
+            </w:r>
+          </w:p>
+        </w:tc>
+        <w:tc>
+          <w:tcPr>
+            <w:tcW w:type="dxa" w:w="2500"/>
+            <w:tcMar>
+              <w:top w:type="dxa" w:w="70"/>
+              <w:left w:type="dxa" w:w="110"/>
+              <w:bottom w:type="dxa" w:w="70"/>
+              <w:right w:type="dxa" w:w="110"/>
+            </w:tcMar>
+          </w:tcPr>
+          <w:p>
+            <w:pPr>
+              <w:spacing w:after="0" w:line="260"/>
+            </w:pPr>
+            <w:r>
+              <w:rPr>
+                <w:b/>
+                <w:bCs/>
+                <w:sz w:val="20"/>
+                <w:szCs w:val="20"/>
+              </w:rPr>
+              <w:t xml:space="preserve">RFC 8785 canonicalization</w:t>
+            </w:r>
+          </w:p>
+        </w:tc>
+        <w:tc>
+          <w:tcPr>
+            <w:tcW w:type="dxa" w:w="6360"/>
+            <w:tcMar>
+              <w:top w:type="dxa" w:w="70"/>
+              <w:left w:type="dxa" w:w="110"/>
+              <w:bottom w:type="dxa" w:w="70"/>
+              <w:right w:type="dxa" w:w="110"/>
+            </w:tcMar>
+          </w:tcPr>
+          <w:p>
+            <w:pPr>
+              <w:spacing w:after="0" w:line="260"/>
+            </w:pPr>
+            <w:r>
+              <w:rPr>
+                <w:sz w:val="20"/>
+                <w:szCs w:val="20"/>
+              </w:rPr>
+              <w:t xml:space="preserve">Not implemented. The canonicalize library is not a dependency</w:t>
+            </w:r>
+          </w:p>
+        </w:tc>
+      </w:tr>
+      <w:tr>
+        <w:tc>
+          <w:tcPr>
+            <w:tcW w:type="dxa" w:w="500"/>
+            <w:shd w:fill="F5F7FA" w:color="auto" w:val="clear"/>
+            <w:tcMar>
+              <w:top w:type="dxa" w:w="70"/>
+              <w:left w:type="dxa" w:w="110"/>
+              <w:bottom w:type="dxa" w:w="70"/>
+              <w:right w:type="dxa" w:w="110"/>
+            </w:tcMar>
+          </w:tcPr>
+          <w:p>
+            <w:pPr>
+              <w:spacing w:after="0" w:line="260"/>
+            </w:pPr>
+            <w:r>
+              <w:rPr>
+                <w:sz w:val="20"/>
+                <w:szCs w:val="20"/>
+              </w:rPr>
+              <w:t xml:space="preserve">4</w:t>
+            </w:r>
+          </w:p>
+        </w:tc>
+        <w:tc>
+          <w:tcPr>
+            <w:tcW w:type="dxa" w:w="2500"/>
+            <w:shd w:fill="F5F7FA" w:color="auto" w:val="clear"/>
+            <w:tcMar>
+              <w:top w:type="dxa" w:w="70"/>
+              <w:left w:type="dxa" w:w="110"/>
+              <w:bottom w:type="dxa" w:w="70"/>
+              <w:right w:type="dxa" w:w="110"/>
+            </w:tcMar>
+          </w:tcPr>
+          <w:p>
+            <w:pPr>
+              <w:spacing w:after="0" w:line="260"/>
+            </w:pPr>
+            <w:r>
+              <w:rPr>
+                <w:b/>
+                <w:bCs/>
+                <w:sz w:val="20"/>
+                <w:szCs w:val="20"/>
+              </w:rPr>
+              <w:t xml:space="preserve">Record storage</w:t>
+            </w:r>
+          </w:p>
+        </w:tc>
+        <w:tc>
+          <w:tcPr>
+            <w:tcW w:type="dxa" w:w="6360"/>
+            <w:shd w:fill="F5F7FA" w:color="auto" w:val="clear"/>
+            <w:tcMar>
+              <w:top w:type="dxa" w:w="70"/>
+              <w:left w:type="dxa" w:w="110"/>
+              <w:bottom w:type="dxa" w:w="70"/>
+              <w:right w:type="dxa" w:w="110"/>
+            </w:tcMar>
+          </w:tcPr>
+          <w:p>
+            <w:pPr>
+              <w:spacing w:after="0" w:line="260"/>
+            </w:pPr>
+            <w:r>
+              <w:rPr>
+                <w:sz w:val="20"/>
+                <w:szCs w:val="20"/>
+              </w:rPr>
+              <w:t xml:space="preserve">persistence.ts — a debounced whole-blob write to browser storage. Not a ledger</w:t>
+            </w:r>
+          </w:p>
+        </w:tc>
+      </w:tr>
+      <w:tr>
+        <w:tc>
+          <w:tcPr>
+            <w:tcW w:type="dxa" w:w="500"/>
+            <w:tcMar>
+              <w:top w:type="dxa" w:w="70"/>
+              <w:left w:type="dxa" w:w="110"/>
+              <w:bottom w:type="dxa" w:w="70"/>
+              <w:right w:type="dxa" w:w="110"/>
+            </w:tcMar>
+          </w:tcPr>
+          <w:p>
+            <w:pPr>
+              <w:spacing w:after="0" w:line="260"/>
+            </w:pPr>
+            <w:r>
+              <w:rPr>
+                <w:sz w:val="20"/>
+                <w:szCs w:val="20"/>
+              </w:rPr>
+              <w:t xml:space="preserve">5</w:t>
+            </w:r>
+          </w:p>
+        </w:tc>
+        <w:tc>
+          <w:tcPr>
+            <w:tcW w:type="dxa" w:w="2500"/>
+            <w:tcMar>
+              <w:top w:type="dxa" w:w="70"/>
+              <w:left w:type="dxa" w:w="110"/>
+              <w:bottom w:type="dxa" w:w="70"/>
+              <w:right w:type="dxa" w:w="110"/>
+            </w:tcMar>
+          </w:tcPr>
+          <w:p>
+            <w:pPr>
+              <w:spacing w:after="0" w:line="260"/>
+            </w:pPr>
+            <w:r>
+              <w:rPr>
+                <w:b/>
+                <w:bCs/>
+                <w:sz w:val="20"/>
+                <w:szCs w:val="20"/>
+              </w:rPr>
+              <w:t xml:space="preserve">All data</w:t>
+            </w:r>
+          </w:p>
+        </w:tc>
+        <w:tc>
+          <w:tcPr>
+            <w:tcW w:type="dxa" w:w="6360"/>
+            <w:tcMar>
+              <w:top w:type="dxa" w:w="70"/>
+              <w:left w:type="dxa" w:w="110"/>
+              <w:bottom w:type="dxa" w:w="70"/>
+              <w:right w:type="dxa" w:w="110"/>
+            </w:tcMar>
+          </w:tcPr>
+          <w:p>
+            <w:pPr>
+              <w:spacing w:after="0" w:line="260"/>
+            </w:pPr>
+            <w:r>
+              <w:rPr>
+                <w:sz w:val="20"/>
+                <w:szCs w:val="20"/>
+              </w:rPr>
+              <w:t xml:space="preserve">9 mock-data files, ~17,900 lines of fixtures. No backend</w:t>
+            </w:r>
+          </w:p>
+        </w:tc>
+      </w:tr>
+      <w:tr>
+        <w:tc>
+          <w:tcPr>
+            <w:tcW w:type="dxa" w:w="500"/>
+            <w:shd w:fill="F5F7FA" w:color="auto" w:val="clear"/>
+            <w:tcMar>
+              <w:top w:type="dxa" w:w="70"/>
+              <w:left w:type="dxa" w:w="110"/>
+              <w:bottom w:type="dxa" w:w="70"/>
+              <w:right w:type="dxa" w:w="110"/>
+            </w:tcMar>
+          </w:tcPr>
+          <w:p>
+            <w:pPr>
+              <w:spacing w:after="0" w:line="260"/>
+            </w:pPr>
+            <w:r>
+              <w:rPr>
+                <w:sz w:val="20"/>
+                <w:szCs w:val="20"/>
+              </w:rPr>
+              <w:t xml:space="preserve">6</w:t>
+            </w:r>
+          </w:p>
+        </w:tc>
+        <w:tc>
+          <w:tcPr>
+            <w:tcW w:type="dxa" w:w="2500"/>
+            <w:shd w:fill="F5F7FA" w:color="auto" w:val="clear"/>
+            <w:tcMar>
+              <w:top w:type="dxa" w:w="70"/>
+              <w:left w:type="dxa" w:w="110"/>
+              <w:bottom w:type="dxa" w:w="70"/>
+              <w:right w:type="dxa" w:w="110"/>
+            </w:tcMar>
+          </w:tcPr>
+          <w:p>
+            <w:pPr>
+              <w:spacing w:after="0" w:line="260"/>
+            </w:pPr>
+            <w:r>
+              <w:rPr>
+                <w:b/>
+                <w:bCs/>
+                <w:sz w:val="20"/>
+                <w:szCs w:val="20"/>
+              </w:rPr>
+              <w:t xml:space="preserve">CAMP transport</w:t>
+            </w:r>
+          </w:p>
+        </w:tc>
+        <w:tc>
+          <w:tcPr>
+            <w:tcW w:type="dxa" w:w="6360"/>
+            <w:shd w:fill="F5F7FA" w:color="auto" w:val="clear"/>
+            <w:tcMar>
+              <w:top w:type="dxa" w:w="70"/>
+              <w:left w:type="dxa" w:w="110"/>
+              <w:bottom w:type="dxa" w:w="70"/>
+              <w:right w:type="dxa" w:w="110"/>
+            </w:tcMar>
+          </w:tcPr>
+          <w:p>
+            <w:pPr>
+              <w:spacing w:after="0" w:line="260"/>
+            </w:pPr>
+            <w:r>
+              <w:rPr>
+                <w:sz w:val="20"/>
+                <w:szCs w:val="20"/>
+              </w:rPr>
+              <w:t xml:space="preserve">integration/campClient.ts — mock. The mapping and session contract are specified and tested; no SOAP client is installed</w:t>
+            </w:r>
+          </w:p>
+        </w:tc>
+      </w:tr>
+      <w:tr>
+        <w:tc>
+          <w:tcPr>
+            <w:tcW w:type="dxa" w:w="500"/>
+            <w:tcMar>
+              <w:top w:type="dxa" w:w="70"/>
+              <w:left w:type="dxa" w:w="110"/>
+              <w:bottom w:type="dxa" w:w="70"/>
+              <w:right w:type="dxa" w:w="110"/>
+            </w:tcMar>
+          </w:tcPr>
+          <w:p>
+            <w:pPr>
+              <w:spacing w:after="0" w:line="260"/>
+            </w:pPr>
+            <w:r>
+              <w:rPr>
+                <w:sz w:val="20"/>
+                <w:szCs w:val="20"/>
+              </w:rPr>
+              <w:t xml:space="preserve">7</w:t>
+            </w:r>
+          </w:p>
+        </w:tc>
+        <w:tc>
+          <w:tcPr>
+            <w:tcW w:type="dxa" w:w="2500"/>
+            <w:tcMar>
+              <w:top w:type="dxa" w:w="70"/>
+              <w:left w:type="dxa" w:w="110"/>
+              <w:bottom w:type="dxa" w:w="70"/>
+              <w:right w:type="dxa" w:w="110"/>
+            </w:tcMar>
+          </w:tcPr>
+          <w:p>
+            <w:pPr>
+              <w:spacing w:after="0" w:line="260"/>
+            </w:pPr>
+            <w:r>
+              <w:rPr>
+                <w:b/>
+                <w:bCs/>
+                <w:sz w:val="20"/>
+                <w:szCs w:val="20"/>
+              </w:rPr>
+              <w:t xml:space="preserve">Offline storage</w:t>
+            </w:r>
+          </w:p>
+        </w:tc>
+        <w:tc>
+          <w:tcPr>
+            <w:tcW w:type="dxa" w:w="6360"/>
+            <w:tcMar>
+              <w:top w:type="dxa" w:w="70"/>
+              <w:left w:type="dxa" w:w="110"/>
+              <w:bottom w:type="dxa" w:w="70"/>
+              <w:right w:type="dxa" w:w="110"/>
+            </w:tcMar>
+          </w:tcPr>
+          <w:p>
+            <w:pPr>
+              <w:spacing w:after="0" w:line="260"/>
+            </w:pPr>
+            <w:r>
+              <w:rPr>
+                <w:sz w:val="20"/>
+                <w:szCs w:val="20"/>
+              </w:rPr>
+              <w:t xml:space="preserve">Not present. No Capacitor, no native SQLite</w:t>
+            </w:r>
+          </w:p>
+        </w:tc>
+      </w:tr>
+    </w:tbl>
+    <w:p>
+      <w:pPr>
+        <w:spacing w:after="160"/>
+      </w:pPr>
+      <w:r>
+        <w:rPr>
+          <w:sz w:val="2"/>
+          <w:szCs w:val="2"/>
+        </w:rPr>
+        <w:t xml:space="preserve"/>
+      </w:r>
+    </w:p>
+    <w:p>
+      <w:pPr>
+        <w:pStyle w:val="Heading2"/>
+        <w:spacing w:after="120" w:before="260"/>
+      </w:pPr>
+      <w:r>
+        <w:rPr>
+          <w:b/>
+          <w:bCs/>
+          <w:color w:val="1F3864"/>
+          <w:sz w:val="23"/>
+          <w:szCs w:val="23"/>
+        </w:rPr>
+        <w:t xml:space="preserve">2.3  What the Tech Log estimate should therefore cover</w:t>
+      </w:r>
+    </w:p>
+    <w:p>
+      <w:pPr>
+        <w:spacing w:after="140" w:line="276"/>
+      </w:pPr>
+      <w:r>
+        <w:rPr>
+          <w:sz w:val="21"/>
+          <w:szCs w:val="21"/>
+        </w:rPr>
+        <w:t xml:space="preserve">Because the front end and the rule engines are provided, we’d expect very little of the estimate to go toward screens. Please break the 160 hrs into sub-items against the following, and tell us if the number needs to change:</w:t>
+      </w:r>
+    </w:p>
+    <w:p>
+      <w:pPr>
+        <w:pStyle w:val="ListParagraph"/>
+        <w:numPr>
+          <w:ilvl w:val="0"/>
+          <w:numId w:val="3"/>
+        </w:numPr>
+        <w:spacing w:after="110" w:line="276"/>
+      </w:pPr>
+      <w:r>
+        <w:rPr>
+          <w:b/>
+          <w:bCs/>
+          <w:sz w:val="21"/>
+          <w:szCs w:val="21"/>
+        </w:rPr>
+        <w:t xml:space="preserve">Append-only ledger storage. </w:t>
+      </w:r>
+      <w:r>
+        <w:rPr>
+          <w:sz w:val="21"/>
+          <w:szCs w:val="21"/>
+        </w:rPr>
+        <w:t xml:space="preserve">Signed records — journey log, defects, deferrals, maintenance releases, signatures, audit trail — stored immutably, with corrections handled as superseding inserts rather than updates. Note that ledger schema changes are forward-only, so the schema needs to be settled before the tables are created.</w:t>
+      </w:r>
+    </w:p>
+    <w:p>
+      <w:pPr>
+        <w:pStyle w:val="ListParagraph"/>
+        <w:numPr>
+          <w:ilvl w:val="0"/>
+          <w:numId w:val="3"/>
+        </w:numPr>
+        <w:spacing w:after="110" w:line="276"/>
+      </w:pPr>
+      <w:r>
+        <w:rPr>
+          <w:b/>
+          <w:bCs/>
+          <w:sz w:val="21"/>
+          <w:szCs w:val="21"/>
+        </w:rPr>
+        <w:t xml:space="preserve">Real signature chain. </w:t>
+      </w:r>
+      <w:r>
+        <w:rPr>
+          <w:sz w:val="21"/>
+          <w:szCs w:val="21"/>
+        </w:rPr>
+        <w:t xml:space="preserve">RFC 8785 (JCS) canonicalization plus SHA-256, replacing items 1–3 above. The content hash must be recomputed server-side at commit, and the server timestamp must be authoritative over the client’s.</w:t>
+      </w:r>
+    </w:p>
+    <w:p>
+      <w:pPr>
+        <w:pStyle w:val="ListParagraph"/>
+        <w:numPr>
+          <w:ilvl w:val="0"/>
+          <w:numId w:val="3"/>
+        </w:numPr>
+        <w:spacing w:after="110" w:line="276"/>
+      </w:pPr>
+      <w:r>
+        <w:rPr>
+          <w:b/>
+          <w:bCs/>
+          <w:sz w:val="21"/>
+          <w:szCs w:val="21"/>
+        </w:rPr>
+        <w:t xml:space="preserve">Durable and offline persistence. </w:t>
+      </w:r>
+      <w:r>
+        <w:rPr>
+          <w:sz w:val="21"/>
+          <w:szCs w:val="21"/>
+        </w:rPr>
+        <w:t xml:space="preserve">Replacing item 4. Signed records must persist to durable storage the moment they are signed, before any sync is attempted. This includes the idempotency and conflict model for reconnect.</w:t>
+      </w:r>
+    </w:p>
+    <w:p>
+      <w:pPr>
+        <w:pStyle w:val="ListParagraph"/>
+        <w:numPr>
+          <w:ilvl w:val="0"/>
+          <w:numId w:val="3"/>
+        </w:numPr>
+        <w:spacing w:after="110" w:line="276"/>
+      </w:pPr>
+      <w:r>
+        <w:rPr>
+          <w:b/>
+          <w:bCs/>
+          <w:sz w:val="21"/>
+          <w:szCs w:val="21"/>
+        </w:rPr>
+        <w:t xml:space="preserve">Backend and API. </w:t>
+      </w:r>
+      <w:r>
+        <w:rPr>
+          <w:sz w:val="21"/>
+          <w:szCs w:val="21"/>
+        </w:rPr>
+        <w:t xml:space="preserve">Replacing item 5 — real persistence behind the provided front end.</w:t>
+      </w:r>
+    </w:p>
+    <w:p>
+      <w:pPr>
+        <w:pStyle w:val="ListParagraph"/>
+        <w:numPr>
+          <w:ilvl w:val="0"/>
+          <w:numId w:val="3"/>
+        </w:numPr>
+        <w:spacing w:after="110" w:line="276"/>
+      </w:pPr>
+      <w:r>
+        <w:rPr>
+          <w:b/>
+          <w:bCs/>
+          <w:sz w:val="21"/>
+          <w:szCs w:val="21"/>
+        </w:rPr>
+        <w:t xml:space="preserve">CAMP transport. </w:t>
+      </w:r>
+      <w:r>
+        <w:rPr>
+          <w:sz w:val="21"/>
+          <w:szCs w:val="21"/>
+        </w:rPr>
+        <w:t xml:space="preserve">Replacing item 6 — the live SOAP client behind the provided mapping, session, and reconciliation layer, with the documented error taxonomy handled explicitly.</w:t>
+      </w:r>
+    </w:p>
+    <w:p>
+      <w:pPr>
+        <w:pStyle w:val="ListParagraph"/>
+        <w:numPr>
+          <w:ilvl w:val="0"/>
+          <w:numId w:val="3"/>
+        </w:numPr>
+        <w:spacing w:after="110" w:line="276"/>
+      </w:pPr>
+      <w:r>
+        <w:rPr>
+          <w:b/>
+          <w:bCs/>
+          <w:sz w:val="21"/>
+          <w:szCs w:val="21"/>
+        </w:rPr>
+        <w:t xml:space="preserve">Sign-off enforcement, server-side. </w:t>
+      </w:r>
+      <w:r>
+        <w:rPr>
+          <w:sz w:val="21"/>
+          <w:szCs w:val="21"/>
+        </w:rPr>
+        <w:t xml:space="preserve">The rules are specified and tested in the code we’re providing, but they must be enforced at the API, not only in the UI: a Certificate of Release to Service blocked when the signer has no A&amp;P certificate number on file, and performer / inspector separation on RII-required sign-offs.</w:t>
+      </w:r>
+    </w:p>
+    <w:p>
+      <w:pPr>
+        <w:pStyle w:val="ListParagraph"/>
+        <w:numPr>
+          <w:ilvl w:val="0"/>
+          <w:numId w:val="3"/>
+        </w:numPr>
+        <w:spacing w:after="110" w:line="276"/>
+      </w:pPr>
+      <w:r>
+        <w:rPr>
+          <w:b/>
+          <w:bCs/>
+          <w:sz w:val="21"/>
+          <w:szCs w:val="21"/>
+        </w:rPr>
+        <w:t xml:space="preserve">Test coverage. </w:t>
+      </w:r>
+      <w:r>
+        <w:rPr>
+          <w:sz w:val="21"/>
+          <w:szCs w:val="21"/>
+        </w:rPr>
+        <w:t xml:space="preserve">Confirmation that the provided suite runs green against the production build, plus coverage for the new infrastructure.</w:t>
+      </w:r>
+    </w:p>
+    <w:p>
+      <w:pPr>
+        <w:pStyle w:val="Heading2"/>
+        <w:spacing w:after="120" w:before="260"/>
+      </w:pPr>
+      <w:r>
+        <w:rPr>
+          <w:b/>
+          <w:bCs/>
+          <w:color w:val="1F3864"/>
+          <w:sz w:val="23"/>
+          <w:szCs w:val="23"/>
+        </w:rPr>
+        <w:t xml:space="preserve">2.4  One point we want to be explicit about</w:t>
+      </w:r>
+    </w:p>
+    <w:p>
+      <w:pPr>
+        <w:spacing w:after="140" w:line="276"/>
+      </w:pPr>
+      <w:r>
+        <w:rPr>
+          <w:sz w:val="21"/>
+          <w:szCs w:val="21"/>
+        </w:rPr>
+        <w:t xml:space="preserve">The module we’re handing over renders signature blocks and hash values, but those hashes are placeholders. If it is ported and connected without replacing items 1–4 above, the result would look like a compliant technical log while not being one — and that failure would not be visible to a user.</w:t>
+      </w:r>
+    </w:p>
+    <w:p>
+      <w:pPr>
+        <w:spacing w:after="140" w:line="276"/>
+      </w:pPr>
+      <w:r>
+        <w:rPr>
+          <w:sz w:val="21"/>
+          <w:szCs w:val="21"/>
+        </w:rPr>
+        <w:t xml:space="preserve">This module is the aircraft’s maintenance record under 14 CFR 91.417. Immutability and signature integrity cannot be retrofitted after records have been signed. We’d rather increase this line and cut elsewhere than discover a gap mid-build, so please tell us plainly if 160 hrs does not cover the seven items above.</w:t>
+      </w:r>
+    </w:p>
+    <w:p>
+      <w:pPr>
+        <w:pStyle w:val="Heading1"/>
+        <w:spacing w:after="160" w:before="340"/>
+      </w:pPr>
+      <w:r>
+        <w:rPr>
+          <w:b/>
+          <w:bCs/>
+          <w:color w:val="1F3864"/>
+          <w:sz w:val="28"/>
+          <w:szCs w:val="28"/>
+        </w:rPr>
+        <w:t xml:space="preserve">3.  Acceptance artifacts we will provide</w:t>
+      </w:r>
+    </w:p>
+    <w:p>
+      <w:pPr>
+        <w:spacing w:after="140" w:line="276"/>
+      </w:pPr>
+      <w:r>
+        <w:rPr>
+          <w:sz w:val="21"/>
+          <w:szCs w:val="21"/>
+        </w:rPr>
+        <w:t xml:space="preserve">To make the port cleaner and to give both sides an objective definition of “correct,” we’ll prepare the following alongside the code handover. These are our deliverables, at our cost, and we’d like them referenced as acceptance criteria in the SOW.</w:t>
+      </w:r>
+    </w:p>
+    <w:p>
+      <w:pPr>
+        <w:pStyle w:val="ListParagraph"/>
+        <w:numPr>
+          <w:ilvl w:val="0"/>
+          <w:numId w:val="3"/>
+        </w:numPr>
+        <w:spacing w:after="110" w:line="276"/>
+      </w:pPr>
+      <w:r>
+        <w:rPr>
+          <w:b/>
+          <w:bCs/>
+          <w:sz w:val="21"/>
+          <w:szCs w:val="21"/>
+        </w:rPr>
+        <w:t xml:space="preserve">Golden signing vectors. </w:t>
+      </w:r>
+      <w:r>
+        <w:rPr>
+          <w:sz w:val="21"/>
+          <w:szCs w:val="21"/>
+        </w:rPr>
+        <w:t xml:space="preserve">A fixture set of representative signed payloads with their RFC 8785 canonical form and true SHA-256 digest. Any correct implementation reproduces the digests exactly. This makes client/server hash agreement verifiable rather than a matter of inspection, and it is the single hardest property to confirm by code review.</w:t>
+      </w:r>
+    </w:p>
+    <w:p>
+      <w:pPr>
+        <w:pStyle w:val="ListParagraph"/>
+        <w:numPr>
+          <w:ilvl w:val="0"/>
+          <w:numId w:val="3"/>
+        </w:numPr>
+        <w:spacing w:after="110" w:line="276"/>
+      </w:pPr>
+      <w:r>
+        <w:rPr>
+          <w:b/>
+          <w:bCs/>
+          <w:sz w:val="21"/>
+          <w:szCs w:val="21"/>
+        </w:rPr>
+        <w:t xml:space="preserve">Compliance conformance pack. </w:t>
+      </w:r>
+      <w:r>
+        <w:rPr>
+          <w:sz w:val="21"/>
+          <w:szCs w:val="21"/>
+        </w:rPr>
+        <w:t xml:space="preserve">The ~81 compliance test cases extracted into language-neutral fixtures — input, expected output, and the governing rule for each. Covers the PL-25 clock, deferral expiry and extension, RII separation, superseding records, custody, and dispatch gating. The production build should pass these as a condition of acceptance.</w:t>
+      </w:r>
+    </w:p>
+    <w:p>
+      <w:pPr>
+        <w:pStyle w:val="ListParagraph"/>
+        <w:numPr>
+          <w:ilvl w:val="0"/>
+          <w:numId w:val="3"/>
+        </w:numPr>
+        <w:spacing w:after="110" w:line="276"/>
+      </w:pPr>
+      <w:r>
+        <w:rPr>
+          <w:b/>
+          <w:bCs/>
+          <w:sz w:val="21"/>
+          <w:szCs w:val="21"/>
+        </w:rPr>
+        <w:t xml:space="preserve">Ledger schema contract. </w:t>
+      </w:r>
+      <w:r>
+        <w:rPr>
+          <w:sz w:val="21"/>
+          <w:szCs w:val="21"/>
+        </w:rPr>
+        <w:t xml:space="preserve">Table-by-table definition of which records are append-only versus updatable, the superseding-insert pattern, and column nullability rules. Provided before the tables are created, since ledger migrations are forward-only.</w:t>
+      </w:r>
+    </w:p>
+    <w:p>
+      <w:pPr>
+        <w:pStyle w:val="ListParagraph"/>
+        <w:numPr>
+          <w:ilvl w:val="0"/>
+          <w:numId w:val="3"/>
+        </w:numPr>
+        <w:spacing w:after="110" w:line="276"/>
+      </w:pPr>
+      <w:r>
+        <w:rPr>
+          <w:b/>
+          <w:bCs/>
+          <w:sz w:val="21"/>
+          <w:szCs w:val="21"/>
+        </w:rPr>
+        <w:t xml:space="preserve">CAMP fixture pack. </w:t>
+      </w:r>
+      <w:r>
+        <w:rPr>
+          <w:sz w:val="21"/>
+          <w:szCs w:val="21"/>
+        </w:rPr>
+        <w:t xml:space="preserve">The error taxonomy as explicit constants with required handling per code, unit-conversion cases (CAMP stores hours as minutes; utilization is increase-only), and tail/serial exact-match validation cases. Exact tail and serial matching is the documented leading cause of CAMP integration failure, so we want it pinned by fixture.</w:t>
+      </w:r>
+    </w:p>
+    <w:p>
+      <w:pPr>
+        <w:pStyle w:val="ListParagraph"/>
+        <w:numPr>
+          <w:ilvl w:val="0"/>
+          <w:numId w:val="3"/>
+        </w:numPr>
+        <w:spacing w:after="110" w:line="276"/>
+      </w:pPr>
+      <w:r>
+        <w:rPr>
+          <w:b/>
+          <w:bCs/>
+          <w:sz w:val="21"/>
+          <w:szCs w:val="21"/>
+        </w:rPr>
+        <w:t xml:space="preserve">Negative-path acceptance checklist. </w:t>
+      </w:r>
+      <w:r>
+        <w:rPr>
+          <w:sz w:val="21"/>
+          <w:szCs w:val="21"/>
+        </w:rPr>
+        <w:t xml:space="preserve">A short set of assertions that must fail correctly — an UPDATE against a ledger table, a CRS sign-off without an A&amp;P certificate on file, a deferral against an MEL item not yet approved, the same person as both performer and RII inspector. These are the cases where a wrong result is silent.</w:t>
+      </w:r>
+    </w:p>
+    <w:p>
+      <w:pPr>
+        <w:spacing w:after="60"/>
+      </w:pPr>
+      <w:r>
+        <w:rPr>
+          <w:sz w:val="2"/>
+          <w:szCs w:val="2"/>
+        </w:rPr>
+        <w:t xml:space="preserve"/>
+      </w:r>
+    </w:p>
+    <w:p>
+      <w:pPr>
+        <w:spacing w:after="140" w:line="276"/>
+      </w:pPr>
+      <w:r>
+        <w:rPr>
+          <w:sz w:val="21"/>
+          <w:szCs w:val="21"/>
+        </w:rPr>
+        <w:t xml:space="preserve">We’d propose that items 1, 2, and 5 form the objective portion of UAT for the Tech Log module.</w:t>
+      </w:r>
+    </w:p>
+    <w:p>
+      <w:pPr>
+        <w:pStyle w:val="Heading1"/>
+        <w:spacing w:after="160" w:before="340"/>
+      </w:pPr>
+      <w:r>
+        <w:rPr>
+          <w:b/>
+          <w:bCs/>
+          <w:color w:val="1F3864"/>
+          <w:sz w:val="28"/>
+          <w:szCs w:val="28"/>
+        </w:rPr>
+        <w:t xml:space="preserve">4.  Deferred to a later phase — 629 hrs</w:t>
       </w:r>
     </w:p>
     <w:tbl>
@@ -3041,7 +4544,7 @@
           <w:sz w:val="21"/>
           <w:szCs w:val="21"/>
         </w:rPr>
-        <w:t xml:space="preserve">Two of these we’d like to handle differently rather than simply defer — see items 5 and 6 in the next section.</w:t>
+        <w:t xml:space="preserve">Two of these we’d like to handle differently rather than simply defer — see items 5.4 and 5.5.</w:t>
       </w:r>
     </w:p>
     <w:p>
@@ -3057,7 +4560,7 @@
           <w:sz w:val="28"/>
           <w:szCs w:val="28"/>
         </w:rPr>
-        <w:t xml:space="preserve">Items to clarify or correct before PO</w:t>
+        <w:t xml:space="preserve">5.  Items to clarify or correct before PO</w:t>
       </w:r>
     </w:p>
     <w:p>
@@ -3073,7 +4576,7 @@
           <w:sz w:val="23"/>
           <w:szCs w:val="23"/>
         </w:rPr>
-        <w:t xml:space="preserve">1.  Rate confirmation at reduced volume</w:t>
+        <w:t xml:space="preserve">5.1  Rate confirmation at reduced volume</w:t>
       </w:r>
     </w:p>
     <w:p>
@@ -3113,7 +4616,7 @@
           <w:sz w:val="23"/>
           <w:szCs w:val="23"/>
         </w:rPr>
-        <w:t xml:space="preserve">2.  Tech Log — request for a sub-line breakdown</w:t>
+        <w:t xml:space="preserve">5.2  Correct the hour totals</w:t>
       </w:r>
     </w:p>
     <w:p>
@@ -3125,7 +4628,323 @@
           <w:sz w:val="21"/>
           <w:szCs w:val="21"/>
         </w:rPr>
-        <w:t xml:space="preserve">Tech Log is the one major module we’re keeping, and at 160 hrs it’s the largest single line. Before we commit, we’d like to see it broken into sub-items — specifically, how the following are covered. These are behaviors present in the prototype that don’t surface as screens, so they’re easy to miss in a walkthrough-based estimate:</w:t>
+        <w:t xml:space="preserve">The itemized rows sum to 1,142, not the 1,150 shown. Separately, the “Estimated Total Dev HRs 985” figure appears to be a subtotal from the 07/10 version that wasn’t updated in the 07/27 revision. Please reissue with corrected arithmetic.</w:t>
+      </w:r>
+    </w:p>
+    <w:p>
+      <w:pPr>
+        <w:pStyle w:val="Heading2"/>
+        <w:spacing w:after="120" w:before="260"/>
+      </w:pPr>
+      <w:r>
+        <w:rPr>
+          <w:b/>
+          <w:bCs/>
+          <w:color w:val="1F3864"/>
+          <w:sz w:val="23"/>
+          <w:szCs w:val="23"/>
+        </w:rPr>
+        <w:t xml:space="preserve">5.3  Remove “Tracking and Data (TBD)”</w:t>
+      </w:r>
+    </w:p>
+    <w:p>
+      <w:pPr>
+        <w:spacing w:after="140" w:line="276"/>
+      </w:pPr>
+      <w:r>
+        <w:rPr>
+          <w:sz w:val="21"/>
+          <w:szCs w:val="21"/>
+        </w:rPr>
+        <w:t xml:space="preserve">The scope narrative commits to an “Operational Data Tracking &amp; Analytics Framework,” but the line item is unpriced. An unpriced deliverable inside a fixed bid isn’t something we can put on a PO. Please either price it or remove it from scope — we’re assuming removed.</w:t>
+      </w:r>
+    </w:p>
+    <w:p>
+      <w:pPr>
+        <w:pStyle w:val="Heading2"/>
+        <w:spacing w:after="120" w:before="260"/>
+      </w:pPr>
+      <w:r>
+        <w:rPr>
+          <w:b/>
+          <w:bCs/>
+          <w:color w:val="1F3864"/>
+          <w:sz w:val="23"/>
+          <w:szCs w:val="23"/>
+        </w:rPr>
+        <w:t xml:space="preserve">5.4  myAirOps deleted trip legs (16 hrs) — warranty or new scope?</w:t>
+      </w:r>
+    </w:p>
+    <w:p>
+      <w:pPr>
+        <w:spacing w:after="140" w:line="276"/>
+      </w:pPr>
+      <w:r>
+        <w:rPr>
+          <w:sz w:val="21"/>
+          <w:szCs w:val="21"/>
+        </w:rPr>
+        <w:t xml:space="preserve">The note reads “we’re working on a solution to handle these removals correctly.” If this is a defect in the system already in production, we’d expect it under warranty or the support agreement rather than as new Phase 2 scope. Please confirm which.</w:t>
+      </w:r>
+    </w:p>
+    <w:p>
+      <w:pPr>
+        <w:spacing w:after="140" w:line="276"/>
+      </w:pPr>
+      <w:r>
+        <w:rPr>
+          <w:sz w:val="21"/>
+          <w:szCs w:val="21"/>
+        </w:rPr>
+        <w:t xml:space="preserve">Substantively this is our highest-priority correctness issue — deleted legs remaining visible means crew and catering get planned against flights that don’t exist. We want it fixed promptly regardless of which bucket it lands in.</w:t>
+      </w:r>
+    </w:p>
+    <w:p>
+      <w:pPr>
+        <w:pStyle w:val="Heading2"/>
+        <w:spacing w:after="120" w:before="260"/>
+      </w:pPr>
+      <w:r>
+        <w:rPr>
+          <w:b/>
+          <w:bCs/>
+          <w:color w:val="1F3864"/>
+          <w:sz w:val="23"/>
+          <w:szCs w:val="23"/>
+        </w:rPr>
+        <w:t xml:space="preserve">5.5  “Batch of Tweaks” (6 hrs)</w:t>
+      </w:r>
+    </w:p>
+    <w:p>
+      <w:pPr>
+        <w:spacing w:after="140" w:line="276"/>
+      </w:pPr>
+      <w:r>
+        <w:rPr>
+          <w:sz w:val="21"/>
+          <w:szCs w:val="21"/>
+        </w:rPr>
+        <w:t xml:space="preserve">We can’t accept an unnamed line item on a PO — there’s no way to define completion. Please either itemize what’s in it, or drop it and let those changes flow through the monthly support bucket, which is the right home for undefined work.</w:t>
+      </w:r>
+    </w:p>
+    <w:p>
+      <w:pPr>
+        <w:pStyle w:val="Heading2"/>
+        <w:spacing w:after="120" w:before="260"/>
+      </w:pPr>
+      <w:r>
+        <w:rPr>
+          <w:b/>
+          <w:bCs/>
+          <w:color w:val="1F3864"/>
+          <w:sz w:val="23"/>
+          <w:szCs w:val="23"/>
+        </w:rPr>
+        <w:t xml:space="preserve">5.6  CAMP integration hours</w:t>
+      </w:r>
+    </w:p>
+    <w:p>
+      <w:pPr>
+        <w:spacing w:after="140" w:line="276"/>
+      </w:pPr>
+      <w:r>
+        <w:rPr>
+          <w:sz w:val="21"/>
+          <w:szCs w:val="21"/>
+        </w:rPr>
+        <w:t xml:space="preserve">The scope narrative commits to connecting CAMP, but no line item carries CAMP hours, and section 2.3 above identifies live CAMP transport as part of the Tech Log build. Please make the CAMP scope and its hours explicit rather than implicit.</w:t>
+      </w:r>
+    </w:p>
+    <w:p>
+      <w:pPr>
+        <w:spacing w:after="140" w:line="276"/>
+      </w:pPr>
+      <w:r>
+        <w:rPr>
+          <w:sz w:val="21"/>
+          <w:szCs w:val="21"/>
+        </w:rPr>
+        <w:t xml:space="preserve">Separately: is the CAMP utilization-push operation confirmed? Our reference notes it as undocumented. If it’s settled in the current integration, we’d like to record that; if not, it should stay out of scope until it is.</w:t>
+      </w:r>
+    </w:p>
+    <w:p>
+      <w:pPr>
+        <w:pStyle w:val="Heading2"/>
+        <w:spacing w:after="120" w:before="260"/>
+      </w:pPr>
+      <w:r>
+        <w:rPr>
+          <w:b/>
+          <w:bCs/>
+          <w:color w:val="1F3864"/>
+          <w:sz w:val="23"/>
+          <w:szCs w:val="23"/>
+        </w:rPr>
+        <w:t xml:space="preserve">5.7  Crew Workload enhancements (12 hrs)</w:t>
+      </w:r>
+    </w:p>
+    <w:p>
+      <w:pPr>
+        <w:spacing w:after="140" w:line="276"/>
+      </w:pPr>
+      <w:r>
+        <w:rPr>
+          <w:sz w:val="21"/>
+          <w:szCs w:val="21"/>
+        </w:rPr>
+        <w:t xml:space="preserve">“Enhancements” isn’t defined anywhere in the quote. Please specify what’s included so we can confirm the estimate.</w:t>
+      </w:r>
+    </w:p>
+    <w:p>
+      <w:pPr>
+        <w:pStyle w:val="Heading2"/>
+        <w:spacing w:after="120" w:before="260"/>
+      </w:pPr>
+      <w:r>
+        <w:rPr>
+          <w:b/>
+          <w:bCs/>
+          <w:color w:val="1F3864"/>
+          <w:sz w:val="23"/>
+          <w:szCs w:val="23"/>
+        </w:rPr>
+        <w:t xml:space="preserve">5.8  Passenger Profile — myAirOps field mapping</w:t>
+      </w:r>
+    </w:p>
+    <w:p>
+      <w:pPr>
+        <w:spacing w:after="140" w:line="276"/>
+      </w:pPr>
+      <w:r>
+        <w:rPr>
+          <w:sz w:val="21"/>
+          <w:szCs w:val="21"/>
+        </w:rPr>
+        <w:t xml:space="preserve">The 32 hrs appears reasonable for the interface work. It assumes the myAirOps entity and field mapping for allergies, preferences, and service notes is already known. If that mapping still needs to be established, please price the discovery separately.</w:t>
+      </w:r>
+    </w:p>
+    <w:p>
+      <w:pPr>
+        <w:pStyle w:val="Heading2"/>
+        <w:spacing w:after="120" w:before="260"/>
+      </w:pPr>
+      <w:r>
+        <w:rPr>
+          <w:b/>
+          <w:bCs/>
+          <w:color w:val="1F3864"/>
+          <w:sz w:val="23"/>
+          <w:szCs w:val="23"/>
+        </w:rPr>
+        <w:t xml:space="preserve">5.9  Flight Attendant dashboard vs. Flight Calendar</w:t>
+      </w:r>
+    </w:p>
+    <w:p>
+      <w:pPr>
+        <w:spacing w:after="140" w:line="276"/>
+      </w:pPr>
+      <w:r>
+        <w:rPr>
+          <w:sz w:val="21"/>
+          <w:szCs w:val="21"/>
+        </w:rPr>
+        <w:t xml:space="preserve">Not in this phase’s scope, but relevant to how the deferred items get priced later. The quote lists these as two items — “FA Upcoming Flights Dashboard” (32 hrs, noted against /catering-tracker) and “Flight Calendar” (36 hrs, noted against /upcoming-flights).</w:t>
+      </w:r>
+    </w:p>
+    <w:p>
+      <w:pPr>
+        <w:spacing w:after="140" w:line="276"/>
+      </w:pPr>
+      <w:r>
+        <w:rPr>
+          <w:sz w:val="21"/>
+          <w:szCs w:val="21"/>
+        </w:rPr>
+        <w:t xml:space="preserve">In the build we’re providing, these are the same route and the same component, rendered with a different label and column set per role — “Upcoming Trips” for flight attendants, “Flight Calendar” for pilots. If that’s also the plan for the production build, the pair should cost less together than 68 hrs. Worth reconciling before the next phase is quoted.</w:t>
+      </w:r>
+    </w:p>
+    <w:p>
+      <w:pPr>
+        <w:pStyle w:val="Heading2"/>
+        <w:spacing w:after="120" w:before="260"/>
+      </w:pPr>
+      <w:r>
+        <w:rPr>
+          <w:b/>
+          <w:bCs/>
+          <w:color w:val="1F3864"/>
+          <w:sz w:val="23"/>
+          <w:szCs w:val="23"/>
+        </w:rPr>
+        <w:t xml:space="preserve">5.10  Vacation request — one item or two?</w:t>
+      </w:r>
+    </w:p>
+    <w:p>
+      <w:pPr>
+        <w:spacing w:after="140" w:line="276"/>
+      </w:pPr>
+      <w:r>
+        <w:rPr>
+          <w:sz w:val="21"/>
+          <w:szCs w:val="21"/>
+        </w:rPr>
+        <w:t xml:space="preserve">We may have two separate needs here: fixes to the existing vacation request flow, and adding vacation request capability for the scheduling role. The quote carries one line at 12 hrs for the scheduling role. If fixes to the existing flow are also needed, please price them separately.</w:t>
+      </w:r>
+    </w:p>
+    <w:p>
+      <w:pPr>
+        <w:pStyle w:val="Heading2"/>
+        <w:spacing w:after="120" w:before="260"/>
+      </w:pPr>
+      <w:r>
+        <w:rPr>
+          <w:b/>
+          <w:bCs/>
+          <w:color w:val="1F3864"/>
+          <w:sz w:val="23"/>
+          <w:szCs w:val="23"/>
+        </w:rPr>
+        <w:t xml:space="preserve">5.11  Payment milestones</w:t>
+      </w:r>
+    </w:p>
+    <w:p>
+      <w:pPr>
+        <w:spacing w:after="140" w:line="276"/>
+      </w:pPr>
+      <w:r>
+        <w:rPr>
+          <w:sz w:val="21"/>
+          <w:szCs w:val="21"/>
+        </w:rPr>
+        <w:t xml:space="preserve">The payment terms reference “completion of work deliverables within specified deliverable section above,” but the SOW doesn’t contain a deliverables or milestone section. Please add a milestone schedule with acceptance criteria that monthly invoicing can key against.</w:t>
+      </w:r>
+    </w:p>
+    <w:p>
+      <w:pPr>
+        <w:pStyle w:val="Heading1"/>
+        <w:spacing w:after="160" w:before="340"/>
+      </w:pPr>
+      <w:r>
+        <w:rPr>
+          <w:b/>
+          <w:bCs/>
+          <w:color w:val="1F3864"/>
+          <w:sz w:val="28"/>
+          <w:szCs w:val="28"/>
+        </w:rPr>
+        <w:t xml:space="preserve">6.  Contract items (handled separately with P&amp;G Purchases)</w:t>
+      </w:r>
+    </w:p>
+    <w:p>
+      <w:pPr>
+        <w:spacing w:after="140" w:line="276"/>
+      </w:pPr>
+      <w:r>
+        <w:rPr>
+          <w:sz w:val="21"/>
+          <w:szCs w:val="21"/>
+        </w:rPr>
+        <w:t xml:space="preserve">These aren’t scope questions and don’t need a response in the revised quote — our purchasing and legal group will work them through the standard PO process. Listing them here so nothing is a surprise:</w:t>
       </w:r>
     </w:p>
     <w:p>
@@ -3144,14 +4963,14 @@
           <w:sz w:val="21"/>
           <w:szCs w:val="21"/>
         </w:rPr>
-        <w:t xml:space="preserve">Storage model. </w:t>
-      </w:r>
-      <w:r>
-        <w:rPr>
-          <w:sz w:val="21"/>
-          <w:szCs w:val="21"/>
-        </w:rPr>
-        <w:t xml:space="preserve">Are signed records — journey log, defects, deferrals, maintenance releases, signatures, audit trail — append-only and immutable, with corrections handled as superseding inserts? Or are they updatable rows?</w:t>
+        <w:t xml:space="preserve">Intellectual property. </w:t>
+      </w:r>
+      <w:r>
+        <w:rPr>
+          <w:sz w:val="21"/>
+          <w:szCs w:val="21"/>
+        </w:rPr>
+        <w:t xml:space="preserve">The SOW doesn’t contain a work-for-hire or IP assignment clause. Combined with the Integration clause (“supersedes all previous understandings and agreements”), it isn’t clear who owns the delivered code. This needs to be explicit.</w:t>
       </w:r>
     </w:p>
     <w:p>
@@ -3170,14 +4989,14 @@
           <w:sz w:val="21"/>
           <w:szCs w:val="21"/>
         </w:rPr>
-        <w:t xml:space="preserve">Signature integrity. </w:t>
-      </w:r>
-      <w:r>
-        <w:rPr>
-          <w:sz w:val="21"/>
-          <w:szCs w:val="21"/>
-        </w:rPr>
-        <w:t xml:space="preserve">What produces the bytes that get hashed? We need RFC 8785 (JCS) canonicalization plus SHA-256, with the content hash recomputed server-side at commit and the server timestamp treated as authoritative over the client’s.</w:t>
+        <w:t xml:space="preserve">Order of precedence. </w:t>
+      </w:r>
+      <w:r>
+        <w:rPr>
+          <w:sz w:val="21"/>
+          <w:szCs w:val="21"/>
+        </w:rPr>
+        <w:t xml:space="preserve">The SOW specifies Ohio law, Cincinnati venue, and AAA arbitration, and also states twice that it is governed by the P&amp;G PO Terms and Conditions. Those will conflict. We need a precedence clause.</w:t>
       </w:r>
     </w:p>
     <w:p>
@@ -3196,14 +5015,14 @@
           <w:sz w:val="21"/>
           <w:szCs w:val="21"/>
         </w:rPr>
-        <w:t xml:space="preserve">MEL clock. </w:t>
-      </w:r>
-      <w:r>
-        <w:rPr>
-          <w:sz w:val="21"/>
-          <w:szCs w:val="21"/>
-        </w:rPr>
-        <w:t xml:space="preserve">Categories A/B/C/D per PL-25 — day of discovery excluded, clock starts at midnight following. B and C extendable once with justification; A and D never. Plus point-in-time MMEL revision capture, so a deferral signed under revision N still reads correctly after revision N+1 ships.</w:t>
+        <w:t xml:space="preserve">Warranty period typo. </w:t>
+      </w:r>
+      <w:r>
+        <w:rPr>
+          <w:sz w:val="21"/>
+          <w:szCs w:val="21"/>
+        </w:rPr>
+        <w:t xml:space="preserve">Section 1(a) reads “a period of thirty (90) days” — the words and the numeral disagree. Since this is the sole-and-exclusive-remedy clause, it needs to be unambiguous. We’d also like the period to run from production go-live rather than delivery of services.</w:t>
       </w:r>
     </w:p>
     <w:p>
@@ -3222,350 +5041,14 @@
           <w:sz w:val="21"/>
           <w:szCs w:val="21"/>
         </w:rPr>
-        <w:t xml:space="preserve">Sign-off gates. </w:t>
-      </w:r>
-      <w:r>
-        <w:rPr>
-          <w:sz w:val="21"/>
-          <w:szCs w:val="21"/>
-        </w:rPr>
-        <w:t xml:space="preserve">A Certificate of Release to Service must be blocked if the signer has no A&amp;P certificate number on file. On RII-required sign-offs, the same person cannot be both performer and inspector.</w:t>
-      </w:r>
-    </w:p>
-    <w:p>
-      <w:pPr>
-        <w:pStyle w:val="ListParagraph"/>
-        <w:numPr>
-          <w:ilvl w:val="0"/>
-          <w:numId w:val="3"/>
-        </w:numPr>
-        <w:spacing w:after="110" w:line="276"/>
-      </w:pPr>
-      <w:r>
-        <w:rPr>
-          <w:b/>
-          <w:bCs/>
-          <w:sz w:val="21"/>
-          <w:szCs w:val="21"/>
-        </w:rPr>
-        <w:t xml:space="preserve">Offline signing. </w:t>
-      </w:r>
-      <w:r>
-        <w:rPr>
-          <w:sz w:val="21"/>
-          <w:szCs w:val="21"/>
-        </w:rPr>
-        <w:t xml:space="preserve">Can a pilot or mechanic sign with no connectivity, and does the signed record persist to durable local storage before any sync is attempted? What is the idempotency and conflict model on reconnect?</w:t>
-      </w:r>
-    </w:p>
-    <w:p>
-      <w:pPr>
-        <w:pStyle w:val="ListParagraph"/>
-        <w:numPr>
-          <w:ilvl w:val="0"/>
-          <w:numId w:val="3"/>
-        </w:numPr>
-        <w:spacing w:after="110" w:line="276"/>
-      </w:pPr>
-      <w:r>
-        <w:rPr>
-          <w:b/>
-          <w:bCs/>
-          <w:sz w:val="21"/>
-          <w:szCs w:val="21"/>
-        </w:rPr>
-        <w:t xml:space="preserve">Test coverage. </w:t>
-      </w:r>
-      <w:r>
-        <w:rPr>
-          <w:sz w:val="21"/>
-          <w:szCs w:val="21"/>
-        </w:rPr>
-        <w:t xml:space="preserve">The prototype carries roughly 480 test cases across the Tech Log logic modules, most of them on the rules above. Is comparable coverage included in the 160?</w:t>
-      </w:r>
-    </w:p>
-    <w:p>
-      <w:pPr>
-        <w:spacing w:after="60"/>
-      </w:pPr>
-      <w:r>
-        <w:rPr>
-          <w:sz w:val="2"/>
-          <w:szCs w:val="2"/>
-        </w:rPr>
-        <w:t xml:space="preserve"/>
-      </w:r>
-    </w:p>
-    <w:p>
-      <w:pPr>
-        <w:spacing w:after="140" w:line="276"/>
-      </w:pPr>
-      <w:r>
-        <w:rPr>
-          <w:sz w:val="21"/>
-          <w:szCs w:val="21"/>
-        </w:rPr>
-        <w:t xml:space="preserve">We’d also like to know which Tech Log screens are in scope and roughly how the hours distribute across them. The prototype’s Tech Log module has 27 pages.</w:t>
-      </w:r>
-    </w:p>
-    <w:p>
-      <w:pPr>
-        <w:spacing w:after="140" w:line="276"/>
-      </w:pPr>
-      <w:r>
-        <w:rPr>
-          <w:sz w:val="21"/>
-          <w:szCs w:val="21"/>
-        </w:rPr>
-        <w:t xml:space="preserve">To be clear about why we’re asking: this module is the aircraft’s maintenance record under 14 CFR 91.417, and the immutability and signature rules can’t be retrofitted after records have been signed. If the answer is that 160 hrs covers all of the above, we’re satisfied. If some of it sits outside the estimate, we’d rather increase this line and cut elsewhere than discover the gap mid-build.</w:t>
-      </w:r>
-    </w:p>
-    <w:p>
-      <w:pPr>
-        <w:pStyle w:val="Heading2"/>
-        <w:spacing w:after="120" w:before="260"/>
-      </w:pPr>
-      <w:r>
-        <w:rPr>
-          <w:b/>
-          <w:bCs/>
-          <w:color w:val="1F3864"/>
-          <w:sz w:val="23"/>
-          <w:szCs w:val="23"/>
-        </w:rPr>
-        <w:t xml:space="preserve">3.  Correct the hour totals</w:t>
-      </w:r>
-    </w:p>
-    <w:p>
-      <w:pPr>
-        <w:spacing w:after="140" w:line="276"/>
-      </w:pPr>
-      <w:r>
-        <w:rPr>
-          <w:sz w:val="21"/>
-          <w:szCs w:val="21"/>
-        </w:rPr>
-        <w:t xml:space="preserve">The itemized rows sum to 1,142, not the 1,150 shown. Separately, the “Estimated Total Dev HRs 985” figure appears to be a subtotal from the 07/10 version that wasn’t updated in the 07/27 revision. Please reissue with corrected arithmetic.</w:t>
-      </w:r>
-    </w:p>
-    <w:p>
-      <w:pPr>
-        <w:pStyle w:val="Heading2"/>
-        <w:spacing w:after="120" w:before="260"/>
-      </w:pPr>
-      <w:r>
-        <w:rPr>
-          <w:b/>
-          <w:bCs/>
-          <w:color w:val="1F3864"/>
-          <w:sz w:val="23"/>
-          <w:szCs w:val="23"/>
-        </w:rPr>
-        <w:t xml:space="preserve">4.  Remove “Tracking and Data (TBD)”</w:t>
-      </w:r>
-    </w:p>
-    <w:p>
-      <w:pPr>
-        <w:spacing w:after="140" w:line="276"/>
-      </w:pPr>
-      <w:r>
-        <w:rPr>
-          <w:sz w:val="21"/>
-          <w:szCs w:val="21"/>
-        </w:rPr>
-        <w:t xml:space="preserve">The scope narrative commits to an “Operational Data Tracking &amp; Analytics Framework,” but the line item is unpriced. An unpriced deliverable inside a fixed bid isn’t something we can put on a PO. Please either price it or remove it from scope — we’re assuming removed.</w:t>
-      </w:r>
-    </w:p>
-    <w:p>
-      <w:pPr>
-        <w:pStyle w:val="Heading2"/>
-        <w:spacing w:after="120" w:before="260"/>
-      </w:pPr>
-      <w:r>
-        <w:rPr>
-          <w:b/>
-          <w:bCs/>
-          <w:color w:val="1F3864"/>
-          <w:sz w:val="23"/>
-          <w:szCs w:val="23"/>
-        </w:rPr>
-        <w:t xml:space="preserve">5.  myAirOps deleted trip legs (16 hrs) — warranty or new scope?</w:t>
-      </w:r>
-    </w:p>
-    <w:p>
-      <w:pPr>
-        <w:spacing w:after="140" w:line="276"/>
-      </w:pPr>
-      <w:r>
-        <w:rPr>
-          <w:sz w:val="21"/>
-          <w:szCs w:val="21"/>
-        </w:rPr>
-        <w:t xml:space="preserve">The note reads “we’re working on a solution to handle these removals correctly.” If this is a defect in the system already in production, we’d expect it under warranty or the support agreement rather than as new Phase 2 scope. Please confirm which.</w:t>
-      </w:r>
-    </w:p>
-    <w:p>
-      <w:pPr>
-        <w:spacing w:after="140" w:line="276"/>
-      </w:pPr>
-      <w:r>
-        <w:rPr>
-          <w:sz w:val="21"/>
-          <w:szCs w:val="21"/>
-        </w:rPr>
-        <w:t xml:space="preserve">Substantively this is our highest-priority correctness issue — deleted legs remaining visible means crew and catering get planned against flights that don’t exist. We want it fixed promptly regardless of which bucket it lands in.</w:t>
-      </w:r>
-    </w:p>
-    <w:p>
-      <w:pPr>
-        <w:pStyle w:val="Heading2"/>
-        <w:spacing w:after="120" w:before="260"/>
-      </w:pPr>
-      <w:r>
-        <w:rPr>
-          <w:b/>
-          <w:bCs/>
-          <w:color w:val="1F3864"/>
-          <w:sz w:val="23"/>
-          <w:szCs w:val="23"/>
-        </w:rPr>
-        <w:t xml:space="preserve">6.  “Batch of Tweaks” (6 hrs)</w:t>
-      </w:r>
-    </w:p>
-    <w:p>
-      <w:pPr>
-        <w:spacing w:after="140" w:line="276"/>
-      </w:pPr>
-      <w:r>
-        <w:rPr>
-          <w:sz w:val="21"/>
-          <w:szCs w:val="21"/>
-        </w:rPr>
-        <w:t xml:space="preserve">We can’t accept an unnamed line item on a PO — there’s no way to define completion. Please either itemize what’s in it, or drop it and let those changes flow through the monthly support bucket, which is the right home for undefined work.</w:t>
-      </w:r>
-    </w:p>
-    <w:p>
-      <w:pPr>
-        <w:pStyle w:val="Heading2"/>
-        <w:spacing w:after="120" w:before="260"/>
-      </w:pPr>
-      <w:r>
-        <w:rPr>
-          <w:b/>
-          <w:bCs/>
-          <w:color w:val="1F3864"/>
-          <w:sz w:val="23"/>
-          <w:szCs w:val="23"/>
-        </w:rPr>
-        <w:t xml:space="preserve">7.  CAMP integration hours</w:t>
-      </w:r>
-    </w:p>
-    <w:p>
-      <w:pPr>
-        <w:spacing w:after="140" w:line="276"/>
-      </w:pPr>
-      <w:r>
-        <w:rPr>
-          <w:sz w:val="21"/>
-          <w:szCs w:val="21"/>
-        </w:rPr>
-        <w:t xml:space="preserve">The scope narrative commits to connecting CAMP, but no line item carries CAMP hours. If the existing CAMP integration is untouched by Phase 2, please state that explicitly in the SOW so it can’t resurface as a change request. If Phase 2 does touch it, it needs an estimate.</w:t>
-      </w:r>
-    </w:p>
-    <w:p>
-      <w:pPr>
-        <w:pStyle w:val="Heading2"/>
-        <w:spacing w:after="120" w:before="260"/>
-      </w:pPr>
-      <w:r>
-        <w:rPr>
-          <w:b/>
-          <w:bCs/>
-          <w:color w:val="1F3864"/>
-          <w:sz w:val="23"/>
-          <w:szCs w:val="23"/>
-        </w:rPr>
-        <w:t xml:space="preserve">8.  Flight Attendant dashboard vs. Flight Calendar</w:t>
-      </w:r>
-    </w:p>
-    <w:p>
-      <w:pPr>
-        <w:spacing w:after="140" w:line="276"/>
-      </w:pPr>
-      <w:r>
-        <w:rPr>
-          <w:sz w:val="21"/>
-          <w:szCs w:val="21"/>
-        </w:rPr>
-        <w:t xml:space="preserve">Not in this phase’s scope, but relevant to how the deferred items get priced later. The quote lists these as two items — “FA Upcoming Flights Dashboard” (32 hrs, noted against /catering-tracker) and “Flight Calendar” (36 hrs, noted against /upcoming-flights).</w:t>
-      </w:r>
-    </w:p>
-    <w:p>
-      <w:pPr>
-        <w:spacing w:after="140" w:line="276"/>
-      </w:pPr>
-      <w:r>
-        <w:rPr>
-          <w:sz w:val="21"/>
-          <w:szCs w:val="21"/>
-        </w:rPr>
-        <w:t xml:space="preserve">In the prototype these are the same route and the same component, rendered with a different label and column set per role — “Upcoming Trips” for flight attendants, “Flight Calendar” for pilots. If that’s also the plan for the production build, the pair should cost less together than 68 hrs. Worth reconciling before the next phase is quoted.</w:t>
-      </w:r>
-    </w:p>
-    <w:p>
-      <w:pPr>
-        <w:pStyle w:val="Heading2"/>
-        <w:spacing w:after="120" w:before="260"/>
-      </w:pPr>
-      <w:r>
-        <w:rPr>
-          <w:b/>
-          <w:bCs/>
-          <w:color w:val="1F3864"/>
-          <w:sz w:val="23"/>
-          <w:szCs w:val="23"/>
-        </w:rPr>
-        <w:t xml:space="preserve">9.  Vacation request — one item or two?</w:t>
-      </w:r>
-    </w:p>
-    <w:p>
-      <w:pPr>
-        <w:spacing w:after="140" w:line="276"/>
-      </w:pPr>
-      <w:r>
-        <w:rPr>
-          <w:sz w:val="21"/>
-          <w:szCs w:val="21"/>
-        </w:rPr>
-        <w:t xml:space="preserve">We may have two separate needs here: fixes to the existing vacation request flow, and adding vacation request capability for the scheduling role. The quote carries one line at 12 hrs for the scheduling role. If fixes to the existing flow are also needed, please price them separately.</w:t>
-      </w:r>
-    </w:p>
-    <w:p>
-      <w:pPr>
-        <w:pStyle w:val="Heading2"/>
-        <w:spacing w:after="120" w:before="260"/>
-      </w:pPr>
-      <w:r>
-        <w:rPr>
-          <w:b/>
-          <w:bCs/>
-          <w:color w:val="1F3864"/>
-          <w:sz w:val="23"/>
-          <w:szCs w:val="23"/>
-        </w:rPr>
-        <w:t xml:space="preserve">10.  Payment milestones</w:t>
-      </w:r>
-    </w:p>
-    <w:p>
-      <w:pPr>
-        <w:spacing w:after="140" w:line="276"/>
-      </w:pPr>
-      <w:r>
-        <w:rPr>
-          <w:sz w:val="21"/>
-          <w:szCs w:val="21"/>
-        </w:rPr>
-        <w:t xml:space="preserve">The payment terms reference “completion of work deliverables within specified deliverable section above,” but the SOW doesn’t contain a deliverables or milestone section. Please add a milestone schedule with acceptance criteria that monthly invoicing can key against.</w:t>
+        <w:t xml:space="preserve">Data protection. </w:t>
+      </w:r>
+      <w:r>
+        <w:rPr>
+          <w:sz w:val="21"/>
+          <w:szCs w:val="21"/>
+        </w:rPr>
+        <w:t xml:space="preserve">The application handles passenger information including dietary and allergy data, service notes, photographs, and executive travel patterns. A data protection addendum should accompany the PO.</w:t>
       </w:r>
     </w:p>
     <w:p>
@@ -3581,139 +5064,7 @@
           <w:sz w:val="28"/>
           <w:szCs w:val="28"/>
         </w:rPr>
-        <w:t xml:space="preserve">Contract items (handled separately with P&amp;G Purchases)</w:t>
-      </w:r>
-    </w:p>
-    <w:p>
-      <w:pPr>
-        <w:spacing w:after="140" w:line="276"/>
-      </w:pPr>
-      <w:r>
-        <w:rPr>
-          <w:sz w:val="21"/>
-          <w:szCs w:val="21"/>
-        </w:rPr>
-        <w:t xml:space="preserve">These aren’t scope questions and don’t need a response in the revised quote — our purchasing and legal group will work them through the standard PO process. Listing them here so nothing is a surprise:</w:t>
-      </w:r>
-    </w:p>
-    <w:p>
-      <w:pPr>
-        <w:pStyle w:val="ListParagraph"/>
-        <w:numPr>
-          <w:ilvl w:val="0"/>
-          <w:numId w:val="3"/>
-        </w:numPr>
-        <w:spacing w:after="110" w:line="276"/>
-      </w:pPr>
-      <w:r>
-        <w:rPr>
-          <w:b/>
-          <w:bCs/>
-          <w:sz w:val="21"/>
-          <w:szCs w:val="21"/>
-        </w:rPr>
-        <w:t xml:space="preserve">Intellectual property. </w:t>
-      </w:r>
-      <w:r>
-        <w:rPr>
-          <w:sz w:val="21"/>
-          <w:szCs w:val="21"/>
-        </w:rPr>
-        <w:t xml:space="preserve">The SOW doesn’t contain a work-for-hire or IP assignment clause. Combined with the Integration clause (“supersedes all previous understandings and agreements”), it isn’t clear who owns the delivered code. This needs to be explicit.</w:t>
-      </w:r>
-    </w:p>
-    <w:p>
-      <w:pPr>
-        <w:pStyle w:val="ListParagraph"/>
-        <w:numPr>
-          <w:ilvl w:val="0"/>
-          <w:numId w:val="3"/>
-        </w:numPr>
-        <w:spacing w:after="110" w:line="276"/>
-      </w:pPr>
-      <w:r>
-        <w:rPr>
-          <w:b/>
-          <w:bCs/>
-          <w:sz w:val="21"/>
-          <w:szCs w:val="21"/>
-        </w:rPr>
-        <w:t xml:space="preserve">Order of precedence. </w:t>
-      </w:r>
-      <w:r>
-        <w:rPr>
-          <w:sz w:val="21"/>
-          <w:szCs w:val="21"/>
-        </w:rPr>
-        <w:t xml:space="preserve">The SOW specifies Ohio law, Cincinnati venue, and AAA arbitration, and also states twice that it is governed by the P&amp;G PO Terms and Conditions. Those will conflict. We need a precedence clause.</w:t>
-      </w:r>
-    </w:p>
-    <w:p>
-      <w:pPr>
-        <w:pStyle w:val="ListParagraph"/>
-        <w:numPr>
-          <w:ilvl w:val="0"/>
-          <w:numId w:val="3"/>
-        </w:numPr>
-        <w:spacing w:after="110" w:line="276"/>
-      </w:pPr>
-      <w:r>
-        <w:rPr>
-          <w:b/>
-          <w:bCs/>
-          <w:sz w:val="21"/>
-          <w:szCs w:val="21"/>
-        </w:rPr>
-        <w:t xml:space="preserve">Warranty period typo. </w:t>
-      </w:r>
-      <w:r>
-        <w:rPr>
-          <w:sz w:val="21"/>
-          <w:szCs w:val="21"/>
-        </w:rPr>
-        <w:t xml:space="preserve">Section 1(a) reads “a period of thirty (90) days” — the words and the numeral disagree. Since this is the sole-and-exclusive-remedy clause, it needs to be unambiguous. We’d also like the period to run from production go-live rather than delivery of services.</w:t>
-      </w:r>
-    </w:p>
-    <w:p>
-      <w:pPr>
-        <w:pStyle w:val="ListParagraph"/>
-        <w:numPr>
-          <w:ilvl w:val="0"/>
-          <w:numId w:val="3"/>
-        </w:numPr>
-        <w:spacing w:after="110" w:line="276"/>
-      </w:pPr>
-      <w:r>
-        <w:rPr>
-          <w:b/>
-          <w:bCs/>
-          <w:sz w:val="21"/>
-          <w:szCs w:val="21"/>
-        </w:rPr>
-        <w:t xml:space="preserve">Data protection. </w:t>
-      </w:r>
-      <w:r>
-        <w:rPr>
-          <w:sz w:val="21"/>
-          <w:szCs w:val="21"/>
-        </w:rPr>
-        <w:t xml:space="preserve">The application handles passenger information including dietary and allergy data, service notes, photographs, and executive travel patterns. A data protection addendum should accompany the PO.</w:t>
-      </w:r>
-    </w:p>
-    <w:p>
-      <w:pPr>
-        <w:pStyle w:val="Heading1"/>
-        <w:spacing w:after="160" w:before="340"/>
-      </w:pPr>
-      <w:r>
-        <w:rPr>
-          <w:b/>
-          <w:bCs/>
-          <w:color w:val="1F3864"/>
-          <w:sz w:val="28"/>
-          <w:szCs w:val="28"/>
-        </w:rPr>
-        <w:t xml:space="preserve">Assumptions</w:t>
+        <w:t xml:space="preserve">7.  Assumptions</w:t>
       </w:r>
     </w:p>
     <w:p>
@@ -3747,7 +5098,7 @@
           <w:sz w:val="21"/>
           <w:szCs w:val="21"/>
         </w:rPr>
-        <w:t xml:space="preserve">The prototype repository continues to serve as the functional reference for the production build.</w:t>
+        <w:t xml:space="preserve">The Tech Log module, its rule engines, and its test suite are provided by us as the starting point for the production build, along with the acceptance artifacts in section 3.</w:t>
       </w:r>
     </w:p>
     <w:p>
@@ -3797,7 +5148,7 @@
           <w:sz w:val="28"/>
           <w:szCs w:val="28"/>
         </w:rPr>
-        <w:t xml:space="preserve">Requested next step</w:t>
+        <w:t xml:space="preserve">8.  Requested next step</w:t>
       </w:r>
     </w:p>
     <w:p>

--- a/docs/phase2-scope-reduction-request.docx
+++ b/docs/phase2-scope-reduction-request.docx
@@ -160,7 +160,7 @@
           <w:sz w:val="21"/>
           <w:szCs w:val="21"/>
         </w:rPr>
-        <w:t xml:space="preserve">For the Tech Log specifically, we’re proposing a change in approach: rather than rebuilding from the prototype as a wireframe, we’ll hand over the working module — front end, rule engines, and test suite — for CEG to port and build production infrastructure underneath. Section 2 sets out exactly what we’re providing and what remains to be built. Section 3 lists the acceptance artifacts we’ll supply alongside the code.</w:t>
+        <w:t xml:space="preserve">For the Tech Log specifically, we’re proposing a change in approach: rather than rebuilding from the prototype as a wireframe, we’ll hand over the working module — front end, rule engines, and test suite — for CEG to port and build production infrastructure underneath. Section 2 sets out exactly what we’re providing and what remains to be built. Section 3 covers the acceptance artifacts — three of which are complete and attached to this document.</w:t>
       </w:r>
     </w:p>
     <w:p>
@@ -2348,7 +2348,7 @@
           <w:sz w:val="23"/>
           <w:szCs w:val="23"/>
         </w:rPr>
-        <w:t xml:space="preserve">2.2  What is deliberately mock — and must be replaced</w:t>
+        <w:t xml:space="preserve">2.2  What is still mock — and must be replaced</w:t>
       </w:r>
     </w:p>
     <w:p>
@@ -2360,7 +2360,7 @@
           <w:sz w:val="21"/>
           <w:szCs w:val="21"/>
         </w:rPr>
-        <w:t xml:space="preserve">The handover is a design and behavior reference. It runs on mock data and placeholder infrastructure. The following are not production-ready and are the substance of what Phase 2 needs to build:</w:t>
+        <w:t xml:space="preserve">The handover is a design and behavior reference. Below the rule engines it runs on mock data and placeholder infrastructure. These are not production-ready and are the substance of what Phase 2 needs to build:</w:t>
       </w:r>
     </w:p>
     <w:tbl>
@@ -2508,7 +2508,7 @@
                 <w:sz w:val="20"/>
                 <w:szCs w:val="20"/>
               </w:rPr>
-              <w:t xml:space="preserve">Signature hashing</w:t>
+              <w:t xml:space="preserve">Record storage</w:t>
             </w:r>
           </w:p>
         </w:tc>
@@ -2531,7 +2531,7 @@
                 <w:sz w:val="20"/>
                 <w:szCs w:val="20"/>
               </w:rPr>
-              <w:t xml:space="preserve">engine/signing.ts — a non-cryptographic FNV-style digest, commented in the source as “display-only — NOT real hashing”</w:t>
+              <w:t xml:space="preserve">persistence.ts — a debounced whole-blob write to browser storage. Not a ledger</w:t>
             </w:r>
           </w:p>
         </w:tc>
@@ -2583,7 +2583,7 @@
                 <w:sz w:val="20"/>
                 <w:szCs w:val="20"/>
               </w:rPr>
-              <w:t xml:space="preserve">Attachment SHA-256</w:t>
+              <w:t xml:space="preserve">All data</w:t>
             </w:r>
           </w:p>
         </w:tc>
@@ -2607,7 +2607,7 @@
                 <w:sz w:val="20"/>
                 <w:szCs w:val="20"/>
               </w:rPr>
-              <w:t xml:space="preserve">engine/signing.ts — mockSha256(), commented as “NOT real crypto”; derives stable hex from a description string</w:t>
+              <w:t xml:space="preserve">9 mock-data files, ~17,900 lines of fixtures. No backend, no API</w:t>
             </w:r>
           </w:p>
         </w:tc>
@@ -2657,7 +2657,7 @@
                 <w:sz w:val="20"/>
                 <w:szCs w:val="20"/>
               </w:rPr>
-              <w:t xml:space="preserve">RFC 8785 canonicalization</w:t>
+              <w:t xml:space="preserve">CAMP transport</w:t>
             </w:r>
           </w:p>
         </w:tc>
@@ -2680,7 +2680,7 @@
                 <w:sz w:val="20"/>
                 <w:szCs w:val="20"/>
               </w:rPr>
-              <w:t xml:space="preserve">Not implemented. The canonicalize library is not a dependency</w:t>
+              <w:t xml:space="preserve">integration/campClient.ts — mock. The mapping, session and reconciliation contract are specified and tested; no SOAP client is installed</w:t>
             </w:r>
           </w:p>
         </w:tc>
@@ -2732,7 +2732,7 @@
                 <w:sz w:val="20"/>
                 <w:szCs w:val="20"/>
               </w:rPr>
-              <w:t xml:space="preserve">Record storage</w:t>
+              <w:t xml:space="preserve">Offline storage</w:t>
             </w:r>
           </w:p>
         </w:tc>
@@ -2756,7 +2756,7 @@
                 <w:sz w:val="20"/>
                 <w:szCs w:val="20"/>
               </w:rPr>
-              <w:t xml:space="preserve">persistence.ts — a debounced whole-blob write to browser storage. Not a ledger</w:t>
+              <w:t xml:space="preserve">Not present. No Capacitor, no native SQLite, no sync</w:t>
             </w:r>
           </w:p>
         </w:tc>
@@ -2806,7 +2806,7 @@
                 <w:sz w:val="20"/>
                 <w:szCs w:val="20"/>
               </w:rPr>
-              <w:t xml:space="preserve">All data</w:t>
+              <w:t xml:space="preserve">Server-side enforcement</w:t>
             </w:r>
           </w:p>
         </w:tc>
@@ -2829,156 +2829,7 @@
                 <w:sz w:val="20"/>
                 <w:szCs w:val="20"/>
               </w:rPr>
-              <w:t xml:space="preserve">9 mock-data files, ~17,900 lines of fixtures. No backend</w:t>
-            </w:r>
-          </w:p>
-        </w:tc>
-      </w:tr>
-      <w:tr>
-        <w:tc>
-          <w:tcPr>
-            <w:tcW w:type="dxa" w:w="500"/>
-            <w:shd w:fill="F5F7FA" w:color="auto" w:val="clear"/>
-            <w:tcMar>
-              <w:top w:type="dxa" w:w="70"/>
-              <w:left w:type="dxa" w:w="110"/>
-              <w:bottom w:type="dxa" w:w="70"/>
-              <w:right w:type="dxa" w:w="110"/>
-            </w:tcMar>
-          </w:tcPr>
-          <w:p>
-            <w:pPr>
-              <w:spacing w:after="0" w:line="260"/>
-            </w:pPr>
-            <w:r>
-              <w:rPr>
-                <w:sz w:val="20"/>
-                <w:szCs w:val="20"/>
-              </w:rPr>
-              <w:t xml:space="preserve">6</w:t>
-            </w:r>
-          </w:p>
-        </w:tc>
-        <w:tc>
-          <w:tcPr>
-            <w:tcW w:type="dxa" w:w="2500"/>
-            <w:shd w:fill="F5F7FA" w:color="auto" w:val="clear"/>
-            <w:tcMar>
-              <w:top w:type="dxa" w:w="70"/>
-              <w:left w:type="dxa" w:w="110"/>
-              <w:bottom w:type="dxa" w:w="70"/>
-              <w:right w:type="dxa" w:w="110"/>
-            </w:tcMar>
-          </w:tcPr>
-          <w:p>
-            <w:pPr>
-              <w:spacing w:after="0" w:line="260"/>
-            </w:pPr>
-            <w:r>
-              <w:rPr>
-                <w:b/>
-                <w:bCs/>
-                <w:sz w:val="20"/>
-                <w:szCs w:val="20"/>
-              </w:rPr>
-              <w:t xml:space="preserve">CAMP transport</w:t>
-            </w:r>
-          </w:p>
-        </w:tc>
-        <w:tc>
-          <w:tcPr>
-            <w:tcW w:type="dxa" w:w="6360"/>
-            <w:shd w:fill="F5F7FA" w:color="auto" w:val="clear"/>
-            <w:tcMar>
-              <w:top w:type="dxa" w:w="70"/>
-              <w:left w:type="dxa" w:w="110"/>
-              <w:bottom w:type="dxa" w:w="70"/>
-              <w:right w:type="dxa" w:w="110"/>
-            </w:tcMar>
-          </w:tcPr>
-          <w:p>
-            <w:pPr>
-              <w:spacing w:after="0" w:line="260"/>
-            </w:pPr>
-            <w:r>
-              <w:rPr>
-                <w:sz w:val="20"/>
-                <w:szCs w:val="20"/>
-              </w:rPr>
-              <w:t xml:space="preserve">integration/campClient.ts — mock. The mapping and session contract are specified and tested; no SOAP client is installed</w:t>
-            </w:r>
-          </w:p>
-        </w:tc>
-      </w:tr>
-      <w:tr>
-        <w:tc>
-          <w:tcPr>
-            <w:tcW w:type="dxa" w:w="500"/>
-            <w:tcMar>
-              <w:top w:type="dxa" w:w="70"/>
-              <w:left w:type="dxa" w:w="110"/>
-              <w:bottom w:type="dxa" w:w="70"/>
-              <w:right w:type="dxa" w:w="110"/>
-            </w:tcMar>
-          </w:tcPr>
-          <w:p>
-            <w:pPr>
-              <w:spacing w:after="0" w:line="260"/>
-            </w:pPr>
-            <w:r>
-              <w:rPr>
-                <w:sz w:val="20"/>
-                <w:szCs w:val="20"/>
-              </w:rPr>
-              <w:t xml:space="preserve">7</w:t>
-            </w:r>
-          </w:p>
-        </w:tc>
-        <w:tc>
-          <w:tcPr>
-            <w:tcW w:type="dxa" w:w="2500"/>
-            <w:tcMar>
-              <w:top w:type="dxa" w:w="70"/>
-              <w:left w:type="dxa" w:w="110"/>
-              <w:bottom w:type="dxa" w:w="70"/>
-              <w:right w:type="dxa" w:w="110"/>
-            </w:tcMar>
-          </w:tcPr>
-          <w:p>
-            <w:pPr>
-              <w:spacing w:after="0" w:line="260"/>
-            </w:pPr>
-            <w:r>
-              <w:rPr>
-                <w:b/>
-                <w:bCs/>
-                <w:sz w:val="20"/>
-                <w:szCs w:val="20"/>
-              </w:rPr>
-              <w:t xml:space="preserve">Offline storage</w:t>
-            </w:r>
-          </w:p>
-        </w:tc>
-        <w:tc>
-          <w:tcPr>
-            <w:tcW w:type="dxa" w:w="6360"/>
-            <w:tcMar>
-              <w:top w:type="dxa" w:w="70"/>
-              <w:left w:type="dxa" w:w="110"/>
-              <w:bottom w:type="dxa" w:w="70"/>
-              <w:right w:type="dxa" w:w="110"/>
-            </w:tcMar>
-          </w:tcPr>
-          <w:p>
-            <w:pPr>
-              <w:spacing w:after="0" w:line="260"/>
-            </w:pPr>
-            <w:r>
-              <w:rPr>
-                <w:sz w:val="20"/>
-                <w:szCs w:val="20"/>
-              </w:rPr>
-              <w:t xml:space="preserve">Not present. No Capacitor, no native SQLite</w:t>
+              <w:t xml:space="preserve">Every airworthiness rule is enforced client-side only, because there is no server to enforce it at</w:t>
             </w:r>
           </w:p>
         </w:tc>
@@ -2994,6 +2845,58 @@
           <w:szCs w:val="2"/>
         </w:rPr>
         <w:t xml:space="preserve"/>
+      </w:r>
+    </w:p>
+    <w:p>
+      <w:pPr>
+        <w:pStyle w:val="Heading2"/>
+        <w:spacing w:after="120" w:before="260"/>
+      </w:pPr>
+      <w:r>
+        <w:rPr>
+          <w:b/>
+          <w:bCs/>
+          <w:color w:val="1F3864"/>
+          <w:sz w:val="23"/>
+          <w:szCs w:val="23"/>
+        </w:rPr>
+        <w:t xml:space="preserve">2.2a  One item moved out of that table while preparing this</w:t>
+      </w:r>
+    </w:p>
+    <w:p>
+      <w:pPr>
+        <w:spacing w:after="140" w:line="276"/>
+      </w:pPr>
+      <w:r>
+        <w:rPr>
+          <w:sz w:val="21"/>
+          <w:szCs w:val="21"/>
+        </w:rPr>
+        <w:t xml:space="preserve">Signature hashing was mock — a non-cryptographic digest and a mockSha256() that derived hex from a description string, both labelled as such in the source but rendered in the UI as though they were real.</w:t>
+      </w:r>
+    </w:p>
+    <w:p>
+      <w:pPr>
+        <w:spacing w:after="140" w:line="276"/>
+      </w:pPr>
+      <w:r>
+        <w:rPr>
+          <w:sz w:val="21"/>
+          <w:szCs w:val="21"/>
+        </w:rPr>
+        <w:t xml:space="preserve">That is now built and ships with the handover: RFC 8785 (JCS) canonicalization plus true SHA-256, in engine/contentHash.ts, with 11 golden vectors and 25 tests. So the signature chain is no longer something to build — it is something to integrate, and the remaining work on it is server-side recompute-and-reject at commit, not the algorithm.</w:t>
+      </w:r>
+    </w:p>
+    <w:p>
+      <w:pPr>
+        <w:spacing w:after="140" w:line="276"/>
+      </w:pPr>
+      <w:r>
+        <w:rPr>
+          <w:sz w:val="21"/>
+          <w:szCs w:val="21"/>
+        </w:rPr>
+        <w:t xml:space="preserve">One honest caveat: attachmentSha256() now uses a real SHA-256, but over a name|size|lastModified descriptor rather than the file’s bytes, because the prototype has no file storage. Production must hash the actual bytes — same function, real input. It’s flagged in the source.</w:t>
       </w:r>
     </w:p>
     <w:p>
@@ -3047,7 +2950,7 @@
           <w:sz w:val="21"/>
           <w:szCs w:val="21"/>
         </w:rPr>
-        <w:t xml:space="preserve">Signed records — journey log, defects, deferrals, maintenance releases, signatures, audit trail — stored immutably, with corrections handled as superseding inserts rather than updates. Note that ledger schema changes are forward-only, so the schema needs to be settled before the tables are created.</w:t>
+        <w:t xml:space="preserve">Signed records — journey log, defects, deferrals, maintenance releases, signatures, audit trail — stored immutably, with corrections handled as superseding inserts rather than updates. The schema contract in section 3 specifies this. Ledger migrations are forward-only, so it must be agreed before the tables are created.</w:t>
       </w:r>
     </w:p>
     <w:p>
@@ -3066,14 +2969,14 @@
           <w:sz w:val="21"/>
           <w:szCs w:val="21"/>
         </w:rPr>
-        <w:t xml:space="preserve">Real signature chain. </w:t>
-      </w:r>
-      <w:r>
-        <w:rPr>
-          <w:sz w:val="21"/>
-          <w:szCs w:val="21"/>
-        </w:rPr>
-        <w:t xml:space="preserve">RFC 8785 (JCS) canonicalization plus SHA-256, replacing items 1–3 above. The content hash must be recomputed server-side at commit, and the server timestamp must be authoritative over the client’s.</w:t>
+        <w:t xml:space="preserve">Backend and API. </w:t>
+      </w:r>
+      <w:r>
+        <w:rPr>
+          <w:sz w:val="21"/>
+          <w:szCs w:val="21"/>
+        </w:rPr>
+        <w:t xml:space="preserve">Replacing 2.2 items 1–2 — real persistence behind the provided front end.</w:t>
       </w:r>
     </w:p>
     <w:p>
@@ -3099,7 +3002,7 @@
           <w:sz w:val="21"/>
           <w:szCs w:val="21"/>
         </w:rPr>
-        <w:t xml:space="preserve">Replacing item 4. Signed records must persist to durable storage the moment they are signed, before any sync is attempted. This includes the idempotency and conflict model for reconnect.</w:t>
+        <w:t xml:space="preserve">Replacing 2.2 item 4. Signed records must persist to durable storage the moment they are signed, before any sync is attempted. This includes the idempotency and conflict model for reconnect, and it is the requirement most likely to be underestimated — retrofitting offline onto an online-only build is a rewrite, not a change.</w:t>
       </w:r>
     </w:p>
     <w:p>
@@ -3118,14 +3021,14 @@
           <w:sz w:val="21"/>
           <w:szCs w:val="21"/>
         </w:rPr>
-        <w:t xml:space="preserve">Backend and API. </w:t>
-      </w:r>
-      <w:r>
-        <w:rPr>
-          <w:sz w:val="21"/>
-          <w:szCs w:val="21"/>
-        </w:rPr>
-        <w:t xml:space="preserve">Replacing item 5 — real persistence behind the provided front end.</w:t>
+        <w:t xml:space="preserve">Signature commit path. </w:t>
+      </w:r>
+      <w:r>
+        <w:rPr>
+          <w:sz w:val="21"/>
+          <w:szCs w:val="21"/>
+        </w:rPr>
+        <w:t xml:space="preserve">The hashing itself is provided and tested. What remains is server-side: recompute the content hash at commit and reject a mismatch — never re-hash and accept — and stamp the authoritative server timestamp. The golden vectors in section 3 are the acceptance test.</w:t>
       </w:r>
     </w:p>
     <w:p>
@@ -3151,7 +3054,7 @@
           <w:sz w:val="21"/>
           <w:szCs w:val="21"/>
         </w:rPr>
-        <w:t xml:space="preserve">Replacing item 6 — the live SOAP client behind the provided mapping, session, and reconciliation layer, with the documented error taxonomy handled explicitly.</w:t>
+        <w:t xml:space="preserve">Replacing 2.2 item 3 — the live SOAP client behind the provided mapping, session, and reconciliation layer, with the documented error taxonomy handled explicitly.</w:t>
       </w:r>
     </w:p>
     <w:p>
@@ -3170,14 +3073,14 @@
           <w:sz w:val="21"/>
           <w:szCs w:val="21"/>
         </w:rPr>
-        <w:t xml:space="preserve">Sign-off enforcement, server-side. </w:t>
-      </w:r>
-      <w:r>
-        <w:rPr>
-          <w:sz w:val="21"/>
-          <w:szCs w:val="21"/>
-        </w:rPr>
-        <w:t xml:space="preserve">The rules are specified and tested in the code we’re providing, but they must be enforced at the API, not only in the UI: a Certificate of Release to Service blocked when the signer has no A&amp;P certificate number on file, and performer / inspector separation on RII-required sign-offs.</w:t>
+        <w:t xml:space="preserve">Server-side enforcement of every airworthiness rule. </w:t>
+      </w:r>
+      <w:r>
+        <w:rPr>
+          <w:sz w:val="21"/>
+          <w:szCs w:val="21"/>
+        </w:rPr>
+        <w:t xml:space="preserve">The rules are specified and tested in the code we’re providing, but they currently run client-side only. At minimum: CRS blocked without an A&amp;P certificate on file; performer/inspector separation on RII sign-offs; no deferral against a DRAFT or PENDING_FSDO MEL item (409/422); extension limits by MEL category. The negative-path checklist in section 3 enumerates all 33 cases.</w:t>
       </w:r>
     </w:p>
     <w:p>
@@ -3231,7 +3134,7 @@
           <w:sz w:val="21"/>
           <w:szCs w:val="21"/>
         </w:rPr>
-        <w:t xml:space="preserve">The module we’re handing over renders signature blocks and hash values, but those hashes are placeholders. If it is ported and connected without replacing items 1–4 above, the result would look like a compliant technical log while not being one — and that failure would not be visible to a user.</w:t>
+        <w:t xml:space="preserve">The module we’re handing over renders signature blocks and hash values. Those hashes are now real — but the records they cover are still written to browser storage, not a ledger. If it is ported and connected without replacing 2.2 items 1–5, the result would look like a compliant technical log while not being one, and that failure would not be visible to a user.</w:t>
       </w:r>
     </w:p>
     <w:p>
@@ -3243,7 +3146,59 @@
           <w:sz w:val="21"/>
           <w:szCs w:val="21"/>
         </w:rPr>
-        <w:t xml:space="preserve">This module is the aircraft’s maintenance record under 14 CFR 91.417. Immutability and signature integrity cannot be retrofitted after records have been signed. We’d rather increase this line and cut elsewhere than discover a gap mid-build, so please tell us plainly if 160 hrs does not cover the seven items above.</w:t>
+        <w:t xml:space="preserve">This module is the aircraft’s maintenance record under 14 CFR 91.417. Immutability cannot be retrofitted after records have been signed. We’d rather increase this line and cut elsewhere than discover a gap mid-build, so please tell us plainly if 160 hrs does not cover the seven items above.</w:t>
+      </w:r>
+    </w:p>
+    <w:p>
+      <w:pPr>
+        <w:pStyle w:val="Heading2"/>
+        <w:spacing w:after="120" w:before="260"/>
+      </w:pPr>
+      <w:r>
+        <w:rPr>
+          <w:b/>
+          <w:bCs/>
+          <w:color w:val="1F3864"/>
+          <w:sz w:val="23"/>
+          <w:szCs w:val="23"/>
+        </w:rPr>
+        <w:t xml:space="preserve">2.5  Are you porting the rule engines, or rewriting them?</w:t>
+      </w:r>
+    </w:p>
+    <w:p>
+      <w:pPr>
+        <w:spacing w:after="140" w:line="276"/>
+      </w:pPr>
+      <w:r>
+        <w:rPr>
+          <w:sz w:val="21"/>
+          <w:szCs w:val="21"/>
+        </w:rPr>
+        <w:t xml:space="preserve">One question we’d like answered explicitly, because it changes what both sides need to produce.</w:t>
+      </w:r>
+    </w:p>
+    <w:p>
+      <w:pPr>
+        <w:spacing w:after="140" w:line="276"/>
+      </w:pPr>
+      <w:r>
+        <w:rPr>
+          <w:sz w:val="21"/>
+          <w:szCs w:val="21"/>
+        </w:rPr>
+        <w:t xml:space="preserve">The 36 rule engines are plain TypeScript — pure functions, no React, no framework coupling — and they carry 503 tests that travel with them. If you port them as TypeScript, that coverage comes for free and you inherit the regulatory logic already verified.</w:t>
+      </w:r>
+    </w:p>
+    <w:p>
+      <w:pPr>
+        <w:spacing w:after="140" w:line="276"/>
+      </w:pPr>
+      <w:r>
+        <w:rPr>
+          <w:sz w:val="21"/>
+          <w:szCs w:val="21"/>
+        </w:rPr>
+        <w:t xml:space="preserve">If you rewrite them in another stack, the tests don’t come along. In that case we’ll produce the compliance conformance pack described in section 3 so the rules stay verifiable against your implementation. We’d rather build it than have the logic reimplemented against prose.</w:t>
       </w:r>
     </w:p>
     <w:p>
@@ -3259,7 +3214,7 @@
           <w:sz w:val="28"/>
           <w:szCs w:val="28"/>
         </w:rPr>
-        <w:t xml:space="preserve">3.  Acceptance artifacts we will provide</w:t>
+        <w:t xml:space="preserve">3.  Acceptance artifacts</w:t>
       </w:r>
     </w:p>
     <w:p>
@@ -3271,7 +3226,491 @@
           <w:sz w:val="21"/>
           <w:szCs w:val="21"/>
         </w:rPr>
-        <w:t xml:space="preserve">To make the port cleaner and to give both sides an objective definition of “correct,” we’ll prepare the following alongside the code handover. These are our deliverables, at our cost, and we’d like them referenced as acceptance criteria in the SOW.</w:t>
+        <w:t xml:space="preserve">To make the port cleaner and give both sides an objective definition of “correct,” we’ve prepared the following. Three are complete and attached. They’re our deliverables, at our cost, and we’d like them referenced as acceptance criteria in the SOW.</w:t>
+      </w:r>
+    </w:p>
+    <w:tbl>
+      <w:tblPr>
+        <w:tblW w:type="dxa" w:w="9360"/>
+        <w:tblBorders>
+          <w:top w:val="single" w:color="BFBFBF" w:sz="4"/>
+          <w:left w:val="none" w:color="FFFFFF" w:sz="0"/>
+          <w:bottom w:val="single" w:color="BFBFBF" w:sz="4"/>
+          <w:right w:val="none" w:color="FFFFFF" w:sz="0"/>
+          <w:insideH w:val="single" w:color="DDDDDD" w:sz="2"/>
+          <w:insideV w:val="none" w:color="FFFFFF" w:sz="0"/>
+        </w:tblBorders>
+      </w:tblPr>
+      <w:tblGrid>
+        <w:gridCol w:w="500"/>
+        <w:gridCol w:w="4300"/>
+        <w:gridCol w:w="4560"/>
+      </w:tblGrid>
+      <w:tr>
+        <w:trPr>
+          <w:tblHeader/>
+        </w:trPr>
+        <w:tc>
+          <w:tcPr>
+            <w:tcW w:type="dxa" w:w="500"/>
+            <w:shd w:fill="E8EDF5" w:color="auto" w:val="clear"/>
+            <w:tcMar>
+              <w:top w:type="dxa" w:w="70"/>
+              <w:left w:type="dxa" w:w="110"/>
+              <w:bottom w:type="dxa" w:w="70"/>
+              <w:right w:type="dxa" w:w="110"/>
+            </w:tcMar>
+          </w:tcPr>
+          <w:p>
+            <w:pPr>
+              <w:spacing w:after="0" w:line="260"/>
+            </w:pPr>
+            <w:r>
+              <w:rPr>
+                <w:b/>
+                <w:bCs/>
+                <w:sz w:val="20"/>
+                <w:szCs w:val="20"/>
+              </w:rPr>
+              <w:t xml:space="preserve">#</w:t>
+            </w:r>
+          </w:p>
+        </w:tc>
+        <w:tc>
+          <w:tcPr>
+            <w:tcW w:type="dxa" w:w="4300"/>
+            <w:shd w:fill="E8EDF5" w:color="auto" w:val="clear"/>
+            <w:tcMar>
+              <w:top w:type="dxa" w:w="70"/>
+              <w:left w:type="dxa" w:w="110"/>
+              <w:bottom w:type="dxa" w:w="70"/>
+              <w:right w:type="dxa" w:w="110"/>
+            </w:tcMar>
+          </w:tcPr>
+          <w:p>
+            <w:pPr>
+              <w:spacing w:after="0" w:line="260"/>
+            </w:pPr>
+            <w:r>
+              <w:rPr>
+                <w:b/>
+                <w:bCs/>
+                <w:sz w:val="20"/>
+                <w:szCs w:val="20"/>
+              </w:rPr>
+              <w:t xml:space="preserve">Artifact</w:t>
+            </w:r>
+          </w:p>
+        </w:tc>
+        <w:tc>
+          <w:tcPr>
+            <w:tcW w:type="dxa" w:w="4560"/>
+            <w:shd w:fill="E8EDF5" w:color="auto" w:val="clear"/>
+            <w:tcMar>
+              <w:top w:type="dxa" w:w="70"/>
+              <w:left w:type="dxa" w:w="110"/>
+              <w:bottom w:type="dxa" w:w="70"/>
+              <w:right w:type="dxa" w:w="110"/>
+            </w:tcMar>
+          </w:tcPr>
+          <w:p>
+            <w:pPr>
+              <w:spacing w:after="0" w:line="260"/>
+            </w:pPr>
+            <w:r>
+              <w:rPr>
+                <w:b/>
+                <w:bCs/>
+                <w:sz w:val="20"/>
+                <w:szCs w:val="20"/>
+              </w:rPr>
+              <w:t xml:space="preserve">Status</w:t>
+            </w:r>
+          </w:p>
+        </w:tc>
+      </w:tr>
+      <w:tr>
+        <w:tc>
+          <w:tcPr>
+            <w:tcW w:type="dxa" w:w="500"/>
+            <w:tcMar>
+              <w:top w:type="dxa" w:w="70"/>
+              <w:left w:type="dxa" w:w="110"/>
+              <w:bottom w:type="dxa" w:w="70"/>
+              <w:right w:type="dxa" w:w="110"/>
+            </w:tcMar>
+          </w:tcPr>
+          <w:p>
+            <w:pPr>
+              <w:spacing w:after="0" w:line="260"/>
+            </w:pPr>
+            <w:r>
+              <w:rPr>
+                <w:sz w:val="20"/>
+                <w:szCs w:val="20"/>
+              </w:rPr>
+              <w:t xml:space="preserve">1</w:t>
+            </w:r>
+          </w:p>
+        </w:tc>
+        <w:tc>
+          <w:tcPr>
+            <w:tcW w:type="dxa" w:w="4300"/>
+            <w:tcMar>
+              <w:top w:type="dxa" w:w="70"/>
+              <w:left w:type="dxa" w:w="110"/>
+              <w:bottom w:type="dxa" w:w="70"/>
+              <w:right w:type="dxa" w:w="110"/>
+            </w:tcMar>
+          </w:tcPr>
+          <w:p>
+            <w:pPr>
+              <w:spacing w:after="0" w:line="260"/>
+            </w:pPr>
+            <w:r>
+              <w:rPr>
+                <w:b/>
+                <w:bCs/>
+                <w:sz w:val="20"/>
+                <w:szCs w:val="20"/>
+              </w:rPr>
+              <w:t xml:space="preserve">Golden signing vectors — 11 cases</w:t>
+            </w:r>
+          </w:p>
+        </w:tc>
+        <w:tc>
+          <w:tcPr>
+            <w:tcW w:type="dxa" w:w="4560"/>
+            <w:tcMar>
+              <w:top w:type="dxa" w:w="70"/>
+              <w:left w:type="dxa" w:w="110"/>
+              <w:bottom w:type="dxa" w:w="70"/>
+              <w:right w:type="dxa" w:w="110"/>
+            </w:tcMar>
+          </w:tcPr>
+          <w:p>
+            <w:pPr>
+              <w:spacing w:after="0" w:line="260"/>
+            </w:pPr>
+            <w:r>
+              <w:rPr>
+                <w:sz w:val="20"/>
+                <w:szCs w:val="20"/>
+              </w:rPr>
+              <w:t xml:space="preserve">Complete — attached</w:t>
+            </w:r>
+          </w:p>
+        </w:tc>
+      </w:tr>
+      <w:tr>
+        <w:tc>
+          <w:tcPr>
+            <w:tcW w:type="dxa" w:w="500"/>
+            <w:shd w:fill="F5F7FA" w:color="auto" w:val="clear"/>
+            <w:tcMar>
+              <w:top w:type="dxa" w:w="70"/>
+              <w:left w:type="dxa" w:w="110"/>
+              <w:bottom w:type="dxa" w:w="70"/>
+              <w:right w:type="dxa" w:w="110"/>
+            </w:tcMar>
+          </w:tcPr>
+          <w:p>
+            <w:pPr>
+              <w:spacing w:after="0" w:line="260"/>
+            </w:pPr>
+            <w:r>
+              <w:rPr>
+                <w:sz w:val="20"/>
+                <w:szCs w:val="20"/>
+              </w:rPr>
+              <w:t xml:space="preserve">2</w:t>
+            </w:r>
+          </w:p>
+        </w:tc>
+        <w:tc>
+          <w:tcPr>
+            <w:tcW w:type="dxa" w:w="4300"/>
+            <w:shd w:fill="F5F7FA" w:color="auto" w:val="clear"/>
+            <w:tcMar>
+              <w:top w:type="dxa" w:w="70"/>
+              <w:left w:type="dxa" w:w="110"/>
+              <w:bottom w:type="dxa" w:w="70"/>
+              <w:right w:type="dxa" w:w="110"/>
+            </w:tcMar>
+          </w:tcPr>
+          <w:p>
+            <w:pPr>
+              <w:spacing w:after="0" w:line="260"/>
+            </w:pPr>
+            <w:r>
+              <w:rPr>
+                <w:b/>
+                <w:bCs/>
+                <w:sz w:val="20"/>
+                <w:szCs w:val="20"/>
+              </w:rPr>
+              <w:t xml:space="preserve">Ledger schema contract</w:t>
+            </w:r>
+          </w:p>
+        </w:tc>
+        <w:tc>
+          <w:tcPr>
+            <w:tcW w:type="dxa" w:w="4560"/>
+            <w:shd w:fill="F5F7FA" w:color="auto" w:val="clear"/>
+            <w:tcMar>
+              <w:top w:type="dxa" w:w="70"/>
+              <w:left w:type="dxa" w:w="110"/>
+              <w:bottom w:type="dxa" w:w="70"/>
+              <w:right w:type="dxa" w:w="110"/>
+            </w:tcMar>
+          </w:tcPr>
+          <w:p>
+            <w:pPr>
+              <w:spacing w:after="0" w:line="260"/>
+            </w:pPr>
+            <w:r>
+              <w:rPr>
+                <w:sz w:val="20"/>
+                <w:szCs w:val="20"/>
+              </w:rPr>
+              <w:t xml:space="preserve">Complete — attached. Must be agreed before any table is created</w:t>
+            </w:r>
+          </w:p>
+        </w:tc>
+      </w:tr>
+      <w:tr>
+        <w:tc>
+          <w:tcPr>
+            <w:tcW w:type="dxa" w:w="500"/>
+            <w:tcMar>
+              <w:top w:type="dxa" w:w="70"/>
+              <w:left w:type="dxa" w:w="110"/>
+              <w:bottom w:type="dxa" w:w="70"/>
+              <w:right w:type="dxa" w:w="110"/>
+            </w:tcMar>
+          </w:tcPr>
+          <w:p>
+            <w:pPr>
+              <w:spacing w:after="0" w:line="260"/>
+            </w:pPr>
+            <w:r>
+              <w:rPr>
+                <w:sz w:val="20"/>
+                <w:szCs w:val="20"/>
+              </w:rPr>
+              <w:t xml:space="preserve">3</w:t>
+            </w:r>
+          </w:p>
+        </w:tc>
+        <w:tc>
+          <w:tcPr>
+            <w:tcW w:type="dxa" w:w="4300"/>
+            <w:tcMar>
+              <w:top w:type="dxa" w:w="70"/>
+              <w:left w:type="dxa" w:w="110"/>
+              <w:bottom w:type="dxa" w:w="70"/>
+              <w:right w:type="dxa" w:w="110"/>
+            </w:tcMar>
+          </w:tcPr>
+          <w:p>
+            <w:pPr>
+              <w:spacing w:after="0" w:line="260"/>
+            </w:pPr>
+            <w:r>
+              <w:rPr>
+                <w:b/>
+                <w:bCs/>
+                <w:sz w:val="20"/>
+                <w:szCs w:val="20"/>
+              </w:rPr>
+              <w:t xml:space="preserve">Negative-path checklist — 33 assertions</w:t>
+            </w:r>
+          </w:p>
+        </w:tc>
+        <w:tc>
+          <w:tcPr>
+            <w:tcW w:type="dxa" w:w="4560"/>
+            <w:tcMar>
+              <w:top w:type="dxa" w:w="70"/>
+              <w:left w:type="dxa" w:w="110"/>
+              <w:bottom w:type="dxa" w:w="70"/>
+              <w:right w:type="dxa" w:w="110"/>
+            </w:tcMar>
+          </w:tcPr>
+          <w:p>
+            <w:pPr>
+              <w:spacing w:after="0" w:line="260"/>
+            </w:pPr>
+            <w:r>
+              <w:rPr>
+                <w:sz w:val="20"/>
+                <w:szCs w:val="20"/>
+              </w:rPr>
+              <w:t xml:space="preserve">Complete — attached</w:t>
+            </w:r>
+          </w:p>
+        </w:tc>
+      </w:tr>
+      <w:tr>
+        <w:tc>
+          <w:tcPr>
+            <w:tcW w:type="dxa" w:w="500"/>
+            <w:shd w:fill="F5F7FA" w:color="auto" w:val="clear"/>
+            <w:tcMar>
+              <w:top w:type="dxa" w:w="70"/>
+              <w:left w:type="dxa" w:w="110"/>
+              <w:bottom w:type="dxa" w:w="70"/>
+              <w:right w:type="dxa" w:w="110"/>
+            </w:tcMar>
+          </w:tcPr>
+          <w:p>
+            <w:pPr>
+              <w:spacing w:after="0" w:line="260"/>
+            </w:pPr>
+            <w:r>
+              <w:rPr>
+                <w:sz w:val="20"/>
+                <w:szCs w:val="20"/>
+              </w:rPr>
+              <w:t xml:space="preserve">4</w:t>
+            </w:r>
+          </w:p>
+        </w:tc>
+        <w:tc>
+          <w:tcPr>
+            <w:tcW w:type="dxa" w:w="4300"/>
+            <w:shd w:fill="F5F7FA" w:color="auto" w:val="clear"/>
+            <w:tcMar>
+              <w:top w:type="dxa" w:w="70"/>
+              <w:left w:type="dxa" w:w="110"/>
+              <w:bottom w:type="dxa" w:w="70"/>
+              <w:right w:type="dxa" w:w="110"/>
+            </w:tcMar>
+          </w:tcPr>
+          <w:p>
+            <w:pPr>
+              <w:spacing w:after="0" w:line="260"/>
+            </w:pPr>
+            <w:r>
+              <w:rPr>
+                <w:b/>
+                <w:bCs/>
+                <w:sz w:val="20"/>
+                <w:szCs w:val="20"/>
+              </w:rPr>
+              <w:t xml:space="preserve">Compliance conformance pack</w:t>
+            </w:r>
+          </w:p>
+        </w:tc>
+        <w:tc>
+          <w:tcPr>
+            <w:tcW w:type="dxa" w:w="4560"/>
+            <w:shd w:fill="F5F7FA" w:color="auto" w:val="clear"/>
+            <w:tcMar>
+              <w:top w:type="dxa" w:w="70"/>
+              <w:left w:type="dxa" w:w="110"/>
+              <w:bottom w:type="dxa" w:w="70"/>
+              <w:right w:type="dxa" w:w="110"/>
+            </w:tcMar>
+          </w:tcPr>
+          <w:p>
+            <w:pPr>
+              <w:spacing w:after="0" w:line="260"/>
+            </w:pPr>
+            <w:r>
+              <w:rPr>
+                <w:sz w:val="20"/>
+                <w:szCs w:val="20"/>
+              </w:rPr>
+              <w:t xml:space="preserve">Conditional — see 2.5</w:t>
+            </w:r>
+          </w:p>
+        </w:tc>
+      </w:tr>
+      <w:tr>
+        <w:tc>
+          <w:tcPr>
+            <w:tcW w:type="dxa" w:w="500"/>
+            <w:tcMar>
+              <w:top w:type="dxa" w:w="70"/>
+              <w:left w:type="dxa" w:w="110"/>
+              <w:bottom w:type="dxa" w:w="70"/>
+              <w:right w:type="dxa" w:w="110"/>
+            </w:tcMar>
+          </w:tcPr>
+          <w:p>
+            <w:pPr>
+              <w:spacing w:after="0" w:line="260"/>
+            </w:pPr>
+            <w:r>
+              <w:rPr>
+                <w:sz w:val="20"/>
+                <w:szCs w:val="20"/>
+              </w:rPr>
+              <w:t xml:space="preserve">5</w:t>
+            </w:r>
+          </w:p>
+        </w:tc>
+        <w:tc>
+          <w:tcPr>
+            <w:tcW w:type="dxa" w:w="4300"/>
+            <w:tcMar>
+              <w:top w:type="dxa" w:w="70"/>
+              <w:left w:type="dxa" w:w="110"/>
+              <w:bottom w:type="dxa" w:w="70"/>
+              <w:right w:type="dxa" w:w="110"/>
+            </w:tcMar>
+          </w:tcPr>
+          <w:p>
+            <w:pPr>
+              <w:spacing w:after="0" w:line="260"/>
+            </w:pPr>
+            <w:r>
+              <w:rPr>
+                <w:b/>
+                <w:bCs/>
+                <w:sz w:val="20"/>
+                <w:szCs w:val="20"/>
+              </w:rPr>
+              <w:t xml:space="preserve">CAMP fixture pack</w:t>
+            </w:r>
+          </w:p>
+        </w:tc>
+        <w:tc>
+          <w:tcPr>
+            <w:tcW w:type="dxa" w:w="4560"/>
+            <w:tcMar>
+              <w:top w:type="dxa" w:w="70"/>
+              <w:left w:type="dxa" w:w="110"/>
+              <w:bottom w:type="dxa" w:w="70"/>
+              <w:right w:type="dxa" w:w="110"/>
+            </w:tcMar>
+          </w:tcPr>
+          <w:p>
+            <w:pPr>
+              <w:spacing w:after="0" w:line="260"/>
+            </w:pPr>
+            <w:r>
+              <w:rPr>
+                <w:sz w:val="20"/>
+                <w:szCs w:val="20"/>
+              </w:rPr>
+              <w:t xml:space="preserve">To follow</w:t>
+            </w:r>
+          </w:p>
+        </w:tc>
+      </w:tr>
+    </w:tbl>
+    <w:p>
+      <w:pPr>
+        <w:spacing w:after="160"/>
+      </w:pPr>
+      <w:r>
+        <w:rPr>
+          <w:sz w:val="2"/>
+          <w:szCs w:val="2"/>
+        </w:rPr>
+        <w:t xml:space="preserve"/>
       </w:r>
     </w:p>
     <w:p>
@@ -3297,7 +3736,7 @@
           <w:sz w:val="21"/>
           <w:szCs w:val="21"/>
         </w:rPr>
-        <w:t xml:space="preserve">A fixture set of representative signed payloads with their RFC 8785 canonical form and true SHA-256 digest. Any correct implementation reproduces the digests exactly. This makes client/server hash agreement verifiable rather than a matter of inspection, and it is the single hardest property to confirm by code review.</w:t>
+        <w:t xml:space="preserve">Representative signed payloads with their RFC 8785 canonical form and true SHA-256. Any correct implementation, in any language, reproduces the digests exactly. This makes client/server hash agreement testable rather than reviewable — the single hardest property to confirm by code review, and one that fails invisibly until someone tries to verify an old signature. The fixture is generated by one implementation and verified by a second, so a green run demonstrates exactly the agreement your build needs between iPad and server.</w:t>
       </w:r>
     </w:p>
     <w:p>
@@ -3316,14 +3755,14 @@
           <w:sz w:val="21"/>
           <w:szCs w:val="21"/>
         </w:rPr>
-        <w:t xml:space="preserve">Compliance conformance pack. </w:t>
-      </w:r>
-      <w:r>
-        <w:rPr>
-          <w:sz w:val="21"/>
-          <w:szCs w:val="21"/>
-        </w:rPr>
-        <w:t xml:space="preserve">The ~81 compliance test cases extracted into language-neutral fixtures — input, expected output, and the governing rule for each. Covers the PL-25 clock, deferral expiry and extension, RII separation, superseding records, custody, and dispatch gating. The production build should pass these as a condition of acceptance.</w:t>
+        <w:t xml:space="preserve">Ledger schema contract. </w:t>
+      </w:r>
+      <w:r>
+        <w:rPr>
+          <w:sz w:val="21"/>
+          <w:szCs w:val="21"/>
+        </w:rPr>
+        <w:t xml:space="preserve">Table-by-table: append-only versus updatable, the superseding-insert pattern, column nullability, and the platform constraints that are expensive to discover late — ledger is unsupported on elastic pools, and digests need immutable-tier GRS or ZRS storage. It closes with four open decisions that need an owner. This one has a real deadline: ledger migrations are forward-only, so it must be agreed before the first table exists.</w:t>
       </w:r>
     </w:p>
     <w:p>
@@ -3342,14 +3781,14 @@
           <w:sz w:val="21"/>
           <w:szCs w:val="21"/>
         </w:rPr>
-        <w:t xml:space="preserve">Ledger schema contract. </w:t>
-      </w:r>
-      <w:r>
-        <w:rPr>
-          <w:sz w:val="21"/>
-          <w:szCs w:val="21"/>
-        </w:rPr>
-        <w:t xml:space="preserve">Table-by-table definition of which records are append-only versus updatable, the superseding-insert pattern, and column nullability rules. Provided before the tables are created, since ledger migrations are forward-only.</w:t>
+        <w:t xml:space="preserve">Negative-path checklist. </w:t>
+      </w:r>
+      <w:r>
+        <w:rPr>
+          <w:sz w:val="21"/>
+          <w:szCs w:val="21"/>
+        </w:rPr>
+        <w:t xml:space="preserve">33 assertions that must fail when exercised — the paths where a wrong result is silent rather than visible. Each records the layer the control must live at, and whether the logic ports from the handover. Supplied as markdown and as JSON suitable for driving an automated suite.</w:t>
       </w:r>
     </w:p>
     <w:p>
@@ -3368,14 +3807,14 @@
           <w:sz w:val="21"/>
           <w:szCs w:val="21"/>
         </w:rPr>
-        <w:t xml:space="preserve">CAMP fixture pack. </w:t>
-      </w:r>
-      <w:r>
-        <w:rPr>
-          <w:sz w:val="21"/>
-          <w:szCs w:val="21"/>
-        </w:rPr>
-        <w:t xml:space="preserve">The error taxonomy as explicit constants with required handling per code, unit-conversion cases (CAMP stores hours as minutes; utilization is increase-only), and tail/serial exact-match validation cases. Exact tail and serial matching is the documented leading cause of CAMP integration failure, so we want it pinned by fixture.</w:t>
+        <w:t xml:space="preserve">Compliance conformance pack. </w:t>
+      </w:r>
+      <w:r>
+        <w:rPr>
+          <w:sz w:val="21"/>
+          <w:szCs w:val="21"/>
+        </w:rPr>
+        <w:t xml:space="preserve">The ~81 compliance cases as language-neutral fixtures. Only necessary if the engines are rewritten rather than ported — see 2.5.</w:t>
       </w:r>
     </w:p>
     <w:p>
@@ -3394,14 +3833,14 @@
           <w:sz w:val="21"/>
           <w:szCs w:val="21"/>
         </w:rPr>
-        <w:t xml:space="preserve">Negative-path acceptance checklist. </w:t>
-      </w:r>
-      <w:r>
-        <w:rPr>
-          <w:sz w:val="21"/>
-          <w:szCs w:val="21"/>
-        </w:rPr>
-        <w:t xml:space="preserve">A short set of assertions that must fail correctly — an UPDATE against a ledger table, a CRS sign-off without an A&amp;P certificate on file, a deferral against an MEL item not yet approved, the same person as both performer and RII inspector. These are the cases where a wrong result is silent.</w:t>
+        <w:t xml:space="preserve">CAMP fixture pack. </w:t>
+      </w:r>
+      <w:r>
+        <w:rPr>
+          <w:sz w:val="21"/>
+          <w:szCs w:val="21"/>
+        </w:rPr>
+        <w:t xml:space="preserve">Error taxonomy with required handling per code, unit-conversion cases (CAMP stores hours as minutes; utilization is increase-only), and tail/serial exact-match validation. Much of this already exists in the module’s campTaxonomy; we’ll complete it once the CAMP scope in 5.6 is settled.</w:t>
       </w:r>
     </w:p>
     <w:p>
@@ -3425,7 +3864,259 @@
           <w:sz w:val="21"/>
           <w:szCs w:val="21"/>
         </w:rPr>
-        <w:t xml:space="preserve">We’d propose that items 1, 2, and 5 form the objective portion of UAT for the Tech Log module.</w:t>
+        <w:t xml:space="preserve">We’d propose that artifacts 1, 2 and 3 form the objective portion of UAT for the Tech Log module.</w:t>
+      </w:r>
+    </w:p>
+    <w:p>
+      <w:pPr>
+        <w:pStyle w:val="Heading2"/>
+        <w:spacing w:after="120" w:before="260"/>
+      </w:pPr>
+      <w:r>
+        <w:rPr>
+          <w:b/>
+          <w:bCs/>
+          <w:color w:val="1F3864"/>
+          <w:sz w:val="23"/>
+          <w:szCs w:val="23"/>
+        </w:rPr>
+        <w:t xml:space="preserve">What the checklist tells us about the estimate</w:t>
+      </w:r>
+    </w:p>
+    <w:p>
+      <w:pPr>
+        <w:spacing w:after="140" w:line="276"/>
+      </w:pPr>
+      <w:r>
+        <w:rPr>
+          <w:sz w:val="21"/>
+          <w:szCs w:val="21"/>
+        </w:rPr>
+        <w:t xml:space="preserve">Scoring each of the 33 assertions for whether its logic ports from the handover produces a split worth putting in front of you directly:</w:t>
+      </w:r>
+    </w:p>
+    <w:tbl>
+      <w:tblPr>
+        <w:tblW w:type="dxa" w:w="9360"/>
+        <w:tblBorders>
+          <w:top w:val="single" w:color="BFBFBF" w:sz="4"/>
+          <w:left w:val="none" w:color="FFFFFF" w:sz="0"/>
+          <w:bottom w:val="single" w:color="BFBFBF" w:sz="4"/>
+          <w:right w:val="none" w:color="FFFFFF" w:sz="0"/>
+          <w:insideH w:val="single" w:color="DDDDDD" w:sz="2"/>
+          <w:insideV w:val="none" w:color="FFFFFF" w:sz="0"/>
+        </w:tblBorders>
+      </w:tblPr>
+      <w:tblGrid>
+        <w:gridCol w:w="7000"/>
+        <w:gridCol w:w="2360"/>
+      </w:tblGrid>
+      <w:tr>
+        <w:trPr>
+          <w:tblHeader/>
+        </w:trPr>
+        <w:tc>
+          <w:tcPr>
+            <w:tcW w:type="dxa" w:w="7000"/>
+            <w:shd w:fill="E8EDF5" w:color="auto" w:val="clear"/>
+            <w:tcMar>
+              <w:top w:type="dxa" w:w="70"/>
+              <w:left w:type="dxa" w:w="110"/>
+              <w:bottom w:type="dxa" w:w="70"/>
+              <w:right w:type="dxa" w:w="110"/>
+            </w:tcMar>
+          </w:tcPr>
+          <w:p>
+            <w:pPr>
+              <w:spacing w:after="0" w:line="260"/>
+            </w:pPr>
+            <w:r>
+              <w:rPr>
+                <w:b/>
+                <w:bCs/>
+                <w:sz w:val="20"/>
+                <w:szCs w:val="20"/>
+              </w:rPr>
+              <w:t xml:space="preserve">Group</w:t>
+            </w:r>
+          </w:p>
+        </w:tc>
+        <w:tc>
+          <w:tcPr>
+            <w:tcW w:type="dxa" w:w="2360"/>
+            <w:shd w:fill="E8EDF5" w:color="auto" w:val="clear"/>
+            <w:tcMar>
+              <w:top w:type="dxa" w:w="70"/>
+              <w:left w:type="dxa" w:w="110"/>
+              <w:bottom w:type="dxa" w:w="70"/>
+              <w:right w:type="dxa" w:w="110"/>
+            </w:tcMar>
+          </w:tcPr>
+          <w:p>
+            <w:pPr>
+              <w:spacing w:after="0" w:line="260"/>
+            </w:pPr>
+            <w:r>
+              <w:rPr>
+                <w:b/>
+                <w:bCs/>
+                <w:sz w:val="20"/>
+                <w:szCs w:val="20"/>
+              </w:rPr>
+              <w:t xml:space="preserve">Ports from the handover</w:t>
+            </w:r>
+          </w:p>
+        </w:tc>
+      </w:tr>
+      <w:tr>
+        <w:tc>
+          <w:tcPr>
+            <w:tcW w:type="dxa" w:w="7000"/>
+            <w:tcMar>
+              <w:top w:type="dxa" w:w="70"/>
+              <w:left w:type="dxa" w:w="110"/>
+              <w:bottom w:type="dxa" w:w="70"/>
+              <w:right w:type="dxa" w:w="110"/>
+            </w:tcMar>
+          </w:tcPr>
+          <w:p>
+            <w:pPr>
+              <w:spacing w:after="0" w:line="260"/>
+            </w:pPr>
+            <w:r>
+              <w:rPr>
+                <w:sz w:val="20"/>
+                <w:szCs w:val="20"/>
+              </w:rPr>
+              <w:t xml:space="preserve">Sign-off authority, signature integrity, point-in-time MEL</w:t>
+            </w:r>
+          </w:p>
+        </w:tc>
+        <w:tc>
+          <w:tcPr>
+            <w:tcW w:type="dxa" w:w="2360"/>
+            <w:tcMar>
+              <w:top w:type="dxa" w:w="70"/>
+              <w:left w:type="dxa" w:w="110"/>
+              <w:bottom w:type="dxa" w:w="70"/>
+              <w:right w:type="dxa" w:w="110"/>
+            </w:tcMar>
+          </w:tcPr>
+          <w:p>
+            <w:pPr>
+              <w:spacing w:after="0" w:line="260"/>
+            </w:pPr>
+            <w:r>
+              <w:rPr>
+                <w:b/>
+                <w:bCs/>
+                <w:sz w:val="20"/>
+                <w:szCs w:val="20"/>
+              </w:rPr>
+              <w:t xml:space="preserve">15 of 18</w:t>
+            </w:r>
+          </w:p>
+        </w:tc>
+      </w:tr>
+      <w:tr>
+        <w:tc>
+          <w:tcPr>
+            <w:tcW w:type="dxa" w:w="7000"/>
+            <w:shd w:fill="F5F7FA" w:color="auto" w:val="clear"/>
+            <w:tcMar>
+              <w:top w:type="dxa" w:w="70"/>
+              <w:left w:type="dxa" w:w="110"/>
+              <w:bottom w:type="dxa" w:w="70"/>
+              <w:right w:type="dxa" w:w="110"/>
+            </w:tcMar>
+          </w:tcPr>
+          <w:p>
+            <w:pPr>
+              <w:spacing w:after="0" w:line="260"/>
+            </w:pPr>
+            <w:r>
+              <w:rPr>
+                <w:sz w:val="20"/>
+                <w:szCs w:val="20"/>
+              </w:rPr>
+              <w:t xml:space="preserve">Immutability, concurrent supersede, idempotent offline sync</w:t>
+            </w:r>
+          </w:p>
+        </w:tc>
+        <w:tc>
+          <w:tcPr>
+            <w:tcW w:type="dxa" w:w="2360"/>
+            <w:shd w:fill="F5F7FA" w:color="auto" w:val="clear"/>
+            <w:tcMar>
+              <w:top w:type="dxa" w:w="70"/>
+              <w:left w:type="dxa" w:w="110"/>
+              <w:bottom w:type="dxa" w:w="70"/>
+              <w:right w:type="dxa" w:w="110"/>
+            </w:tcMar>
+          </w:tcPr>
+          <w:p>
+            <w:pPr>
+              <w:spacing w:after="0" w:line="260"/>
+            </w:pPr>
+            <w:r>
+              <w:rPr>
+                <w:b/>
+                <w:bCs/>
+                <w:sz w:val="20"/>
+                <w:szCs w:val="20"/>
+              </w:rPr>
+              <w:t xml:space="preserve">3 of 15</w:t>
+            </w:r>
+          </w:p>
+        </w:tc>
+      </w:tr>
+    </w:tbl>
+    <w:p>
+      <w:pPr>
+        <w:spacing w:after="160"/>
+      </w:pPr>
+      <w:r>
+        <w:rPr>
+          <w:sz w:val="2"/>
+          <w:szCs w:val="2"/>
+        </w:rPr>
+        <w:t xml:space="preserve"/>
+      </w:r>
+    </w:p>
+    <w:p>
+      <w:pPr>
+        <w:spacing w:after="140" w:line="276"/>
+      </w:pPr>
+      <w:r>
+        <w:rPr>
+          <w:sz w:val="21"/>
+          <w:szCs w:val="21"/>
+        </w:rPr>
+        <w:t xml:space="preserve">The regulatory rules are largely solved and travel with the code. The enforcement layer — immutable storage, safe concurrent corrections, idempotent offline sync — is new construction.</w:t>
+      </w:r>
+    </w:p>
+    <w:p>
+      <w:pPr>
+        <w:spacing w:after="140" w:line="276"/>
+      </w:pPr>
+      <w:r>
+        <w:rPr>
+          <w:sz w:val="21"/>
+          <w:szCs w:val="21"/>
+        </w:rPr>
+        <w:t xml:space="preserve">This is the whole reason we’re asking for the 160 to be broken down. An estimate built by walking the module sees the first group, because that group has screens and tests to look at. The second group has nothing to look at, and it’s where the work is.</w:t>
+      </w:r>
+    </w:p>
+    <w:p>
+      <w:pPr>
+        <w:spacing w:after="140" w:line="276"/>
+      </w:pPr>
+      <w:r>
+        <w:rPr>
+          <w:sz w:val="21"/>
+          <w:szCs w:val="21"/>
+        </w:rPr>
+        <w:t xml:space="preserve">One item moved between those columns while we were preparing this. The rule blocking a deferral against a DRAFT or PENDING_FSDO MEL item existed only as a filter on the MEL picker, with no guard behind it — a payload arriving by any other path was unchecked. We’ve since added validateMelDeferrable() to the rule engines with tests, so it now ports. It still has to be enforced at your API with a 409/422; a client-side guard is a better error message, not a control.</w:t>
       </w:r>
     </w:p>
     <w:p>
@@ -5098,7 +5789,7 @@
           <w:sz w:val="21"/>
           <w:szCs w:val="21"/>
         </w:rPr>
-        <w:t xml:space="preserve">The Tech Log module, its rule engines, and its test suite are provided by us as the starting point for the production build, along with the acceptance artifacts in section 3.</w:t>
+        <w:t xml:space="preserve">The Tech Log module, its rule engines, and its test suite are provided by us as the starting point for the production build. Acceptance artifacts 1–3 in section 3 are complete and attached; 4 and 5 follow once 2.5 and 5.6 are settled.</w:t>
       </w:r>
     </w:p>
     <w:p>
